--- a/dev/checklists/kg_operation/校本幼稚園營運政策文件要求清單_幼稚園_DRAFT.docx
+++ b/dev/checklists/kg_operation/校本幼稚園營運政策文件要求清單_幼稚園_DRAFT.docx
@@ -241,7 +241,7 @@
             </w:tcMar>
           </w:tcPr>
           <w:p>
-            <w:hyperlink w:history="1" r:id="rIdbd5qxsxbbef95s06jqysl">
+            <w:hyperlink w:history="1" r:id="rIdo9asdifmnm_kjljgddve2">
               <w:r>
                 <w:rPr>
                   <w:rStyle w:val="Hyperlink"/>
@@ -327,7 +327,7 @@
             </w:tcMar>
           </w:tcPr>
           <w:p>
-            <w:hyperlink w:history="1" r:id="rIduqinkmjjnezw80kwox3y-">
+            <w:hyperlink w:history="1" r:id="rIdzx-cmtvmj4rznwzj3naab">
               <w:r>
                 <w:rPr>
                   <w:rStyle w:val="Hyperlink"/>
@@ -2207,7 +2207,7 @@
         </w:rPr>
         <w:t xml:space="preserve">出處：</w:t>
       </w:r>
-      <w:hyperlink w:history="1" r:id="rIdncbrjwjsptew0bywo9vzd">
+      <w:hyperlink w:history="1" r:id="rIdsbyneigcch_4e0tbd-96m">
         <w:r>
           <w:rPr>
             <w:rStyle w:val="Hyperlink"/>
@@ -2283,7 +2283,7 @@
         </w:rPr>
         <w:t xml:space="preserve">出處：</w:t>
       </w:r>
-      <w:hyperlink w:history="1" r:id="rId658uxzdo25rdta1xc-5hs">
+      <w:hyperlink w:history="1" r:id="rIdr0r8pw98k66ugyqwlitki">
         <w:r>
           <w:rPr>
             <w:rStyle w:val="Hyperlink"/>
@@ -2359,7 +2359,7 @@
         </w:rPr>
         <w:t xml:space="preserve">出處：</w:t>
       </w:r>
-      <w:hyperlink w:history="1" r:id="rIdf7vjaa70p_9net_ew4fcu">
+      <w:hyperlink w:history="1" r:id="rIdx-_aei-4hgm0wqq-wtedz">
         <w:r>
           <w:rPr>
             <w:rStyle w:val="Hyperlink"/>
@@ -2435,7 +2435,7 @@
         </w:rPr>
         <w:t xml:space="preserve">出處：</w:t>
       </w:r>
-      <w:hyperlink w:history="1" r:id="rIdgx4niij0nw3fadt03apsg">
+      <w:hyperlink w:history="1" r:id="rIdvmhpqf6cybiteqpayq2ux">
         <w:r>
           <w:rPr>
             <w:rStyle w:val="Hyperlink"/>
@@ -2511,7 +2511,7 @@
         </w:rPr>
         <w:t xml:space="preserve">出處：</w:t>
       </w:r>
-      <w:hyperlink w:history="1" r:id="rIdwzfbllsqehwbfto-xlmjh">
+      <w:hyperlink w:history="1" r:id="rIdgwxmpews_e3ldf3iyeszh">
         <w:r>
           <w:rPr>
             <w:rStyle w:val="Hyperlink"/>
@@ -2587,7 +2587,7 @@
         </w:rPr>
         <w:t xml:space="preserve">出處：</w:t>
       </w:r>
-      <w:hyperlink w:history="1" r:id="rIdiy1ugngnuurrby8yvqqba">
+      <w:hyperlink w:history="1" r:id="rIdyvyjsdle52f3kbc1aab67">
         <w:r>
           <w:rPr>
             <w:rStyle w:val="Hyperlink"/>
@@ -2663,7 +2663,7 @@
         </w:rPr>
         <w:t xml:space="preserve">出處：</w:t>
       </w:r>
-      <w:hyperlink w:history="1" r:id="rId0yjkmdioazqavsis5zesu">
+      <w:hyperlink w:history="1" r:id="rIdx9gksujlrl9elg6euoyzm">
         <w:r>
           <w:rPr>
             <w:rStyle w:val="Hyperlink"/>
@@ -2739,7 +2739,7 @@
         </w:rPr>
         <w:t xml:space="preserve">出處：</w:t>
       </w:r>
-      <w:hyperlink w:history="1" r:id="rIdh7ulslog7xsepib4bdbsc">
+      <w:hyperlink w:history="1" r:id="rIdtf8_g8jj00lmwatctotlg">
         <w:r>
           <w:rPr>
             <w:rStyle w:val="Hyperlink"/>
@@ -2815,7 +2815,7 @@
         </w:rPr>
         <w:t xml:space="preserve">出處：</w:t>
       </w:r>
-      <w:hyperlink w:history="1" r:id="rIdipam34x6qndwtj5q0kx1w">
+      <w:hyperlink w:history="1" r:id="rIdbwnv76enjyxt32pmvdv5i">
         <w:r>
           <w:rPr>
             <w:rStyle w:val="Hyperlink"/>
@@ -2891,7 +2891,7 @@
         </w:rPr>
         <w:t xml:space="preserve">出處：</w:t>
       </w:r>
-      <w:hyperlink w:history="1" r:id="rIddeuszxp3cmj6v1r5ojjk8">
+      <w:hyperlink w:history="1" r:id="rIdoat-3bwffgu9vdehbwxrb">
         <w:r>
           <w:rPr>
             <w:rStyle w:val="Hyperlink"/>
@@ -2967,7 +2967,7 @@
         </w:rPr>
         <w:t xml:space="preserve">出處：</w:t>
       </w:r>
-      <w:hyperlink w:history="1" r:id="rIdvgsgkd2lt05a_gr9o6u7g">
+      <w:hyperlink w:history="1" r:id="rIdg_bnjbsyqm5gu-owukujo">
         <w:r>
           <w:rPr>
             <w:rStyle w:val="Hyperlink"/>
@@ -3043,7 +3043,7 @@
         </w:rPr>
         <w:t xml:space="preserve">出處：</w:t>
       </w:r>
-      <w:hyperlink w:history="1" r:id="rIdmtwnaxj-q6eriy-r9h7xn">
+      <w:hyperlink w:history="1" r:id="rIdbvgarzqm5fizaawqv83en">
         <w:r>
           <w:rPr>
             <w:rStyle w:val="Hyperlink"/>
@@ -3119,7 +3119,7 @@
         </w:rPr>
         <w:t xml:space="preserve">出處：</w:t>
       </w:r>
-      <w:hyperlink w:history="1" r:id="rId3uf_6hmaypyjyjmdjx9z7">
+      <w:hyperlink w:history="1" r:id="rId29gjyz69rozoqz9nmtxzc">
         <w:r>
           <w:rPr>
             <w:rStyle w:val="Hyperlink"/>
@@ -3195,7 +3195,7 @@
         </w:rPr>
         <w:t xml:space="preserve">出處：</w:t>
       </w:r>
-      <w:hyperlink w:history="1" r:id="rIdmujskfn6dwgzqe-vceecy">
+      <w:hyperlink w:history="1" r:id="rIdodtjnf-s924q4vnd4r-qs">
         <w:r>
           <w:rPr>
             <w:rStyle w:val="Hyperlink"/>
@@ -3271,7 +3271,7 @@
         </w:rPr>
         <w:t xml:space="preserve">出處：</w:t>
       </w:r>
-      <w:hyperlink w:history="1" r:id="rId5pllebc84br4lkaz34vxb">
+      <w:hyperlink w:history="1" r:id="rIdldznddz5cuo6m24yz3zax">
         <w:r>
           <w:rPr>
             <w:rStyle w:val="Hyperlink"/>
@@ -3347,7 +3347,7 @@
         </w:rPr>
         <w:t xml:space="preserve">出處：</w:t>
       </w:r>
-      <w:hyperlink w:history="1" r:id="rIddvib-nlmsivoerr6nlrl9">
+      <w:hyperlink w:history="1" r:id="rIdhnnmqd4vgmrxt2ljsc-7m">
         <w:r>
           <w:rPr>
             <w:rStyle w:val="Hyperlink"/>
@@ -3439,7 +3439,7 @@
         </w:rPr>
         <w:t xml:space="preserve">出處：</w:t>
       </w:r>
-      <w:hyperlink w:history="1" r:id="rId1bu1fgxnoeot8z645_wy7">
+      <w:hyperlink w:history="1" r:id="rIdei6uzhgbnmmukofy_cvgj">
         <w:r>
           <w:rPr>
             <w:rStyle w:val="Hyperlink"/>
@@ -3515,7 +3515,7 @@
         </w:rPr>
         <w:t xml:space="preserve">出處：</w:t>
       </w:r>
-      <w:hyperlink w:history="1" r:id="rIdqhotlbbwwkocejf1bs7z9">
+      <w:hyperlink w:history="1" r:id="rIdg8hclsx72npv757nqh3a0">
         <w:r>
           <w:rPr>
             <w:rStyle w:val="Hyperlink"/>
@@ -3591,7 +3591,7 @@
         </w:rPr>
         <w:t xml:space="preserve">出處：</w:t>
       </w:r>
-      <w:hyperlink w:history="1" r:id="rIdw5drvc8vslfsm-ijhnewl">
+      <w:hyperlink w:history="1" r:id="rIdd4fdvdob5jz30vjiwy5r1">
         <w:r>
           <w:rPr>
             <w:rStyle w:val="Hyperlink"/>
@@ -3667,7 +3667,7 @@
         </w:rPr>
         <w:t xml:space="preserve">出處：</w:t>
       </w:r>
-      <w:hyperlink w:history="1" r:id="rIdgjra7smx_p-o6wdll_xt0">
+      <w:hyperlink w:history="1" r:id="rIdil1nj_os1kmx-zs3crad4">
         <w:r>
           <w:rPr>
             <w:rStyle w:val="Hyperlink"/>
@@ -3743,7 +3743,7 @@
         </w:rPr>
         <w:t xml:space="preserve">出處：</w:t>
       </w:r>
-      <w:hyperlink w:history="1" r:id="rIdfsejgmohcwbjscszguuy6">
+      <w:hyperlink w:history="1" r:id="rIdbnv1dt33p3mmqiis5fglj">
         <w:r>
           <w:rPr>
             <w:rStyle w:val="Hyperlink"/>
@@ -3819,7 +3819,7 @@
         </w:rPr>
         <w:t xml:space="preserve">出處：</w:t>
       </w:r>
-      <w:hyperlink w:history="1" r:id="rIdwcf1rupg3cebneklmb5q3">
+      <w:hyperlink w:history="1" r:id="rIdongj_hhlapplgt7nl_kdw">
         <w:r>
           <w:rPr>
             <w:rStyle w:val="Hyperlink"/>
@@ -3895,7 +3895,7 @@
         </w:rPr>
         <w:t xml:space="preserve">出處：</w:t>
       </w:r>
-      <w:hyperlink w:history="1" r:id="rIde-fby55ej3xngaoybbnlv">
+      <w:hyperlink w:history="1" r:id="rIdjcezg2_yo3la6eqyw8dr0">
         <w:r>
           <w:rPr>
             <w:rStyle w:val="Hyperlink"/>
@@ -3971,7 +3971,7 @@
         </w:rPr>
         <w:t xml:space="preserve">出處：</w:t>
       </w:r>
-      <w:hyperlink w:history="1" r:id="rIdub8lx6zgt3ss4qld3w2hw">
+      <w:hyperlink w:history="1" r:id="rIdaqv7wrgwtlnxhsndr0kn3">
         <w:r>
           <w:rPr>
             <w:rStyle w:val="Hyperlink"/>
@@ -4047,7 +4047,7 @@
         </w:rPr>
         <w:t xml:space="preserve">出處：</w:t>
       </w:r>
-      <w:hyperlink w:history="1" r:id="rIdoajhrv6urcvexqvf3eadf">
+      <w:hyperlink w:history="1" r:id="rIdpelcwbjjxy_-8baqq3xr7">
         <w:r>
           <w:rPr>
             <w:rStyle w:val="Hyperlink"/>
@@ -4123,7 +4123,7 @@
         </w:rPr>
         <w:t xml:space="preserve">出處：</w:t>
       </w:r>
-      <w:hyperlink w:history="1" r:id="rIdk83y5ip4ugqk5zyoa5hnv">
+      <w:hyperlink w:history="1" r:id="rIdcnm5v7at9cd8ihpyekptv">
         <w:r>
           <w:rPr>
             <w:rStyle w:val="Hyperlink"/>
@@ -4199,7 +4199,7 @@
         </w:rPr>
         <w:t xml:space="preserve">出處：</w:t>
       </w:r>
-      <w:hyperlink w:history="1" r:id="rIdcgvzja0mspdbkv7l7uonu">
+      <w:hyperlink w:history="1" r:id="rIdhzco5gjklnsh0za0ebd2g">
         <w:r>
           <w:rPr>
             <w:rStyle w:val="Hyperlink"/>
@@ -4275,7 +4275,7 @@
         </w:rPr>
         <w:t xml:space="preserve">出處：</w:t>
       </w:r>
-      <w:hyperlink w:history="1" r:id="rIdewigaqb4fl42zf0o3rir8">
+      <w:hyperlink w:history="1" r:id="rIdajmjcatkyv5q6okbrr2ty">
         <w:r>
           <w:rPr>
             <w:rStyle w:val="Hyperlink"/>
@@ -4351,7 +4351,7 @@
         </w:rPr>
         <w:t xml:space="preserve">出處：</w:t>
       </w:r>
-      <w:hyperlink w:history="1" r:id="rIdz_ykwabgio34ogjrpm3vh">
+      <w:hyperlink w:history="1" r:id="rIdxnmpyskehtp_fkrxawgoa">
         <w:r>
           <w:rPr>
             <w:rStyle w:val="Hyperlink"/>
@@ -4427,7 +4427,7 @@
         </w:rPr>
         <w:t xml:space="preserve">出處：</w:t>
       </w:r>
-      <w:hyperlink w:history="1" r:id="rIdr5n1cbjlw-ldjykkjj1ec">
+      <w:hyperlink w:history="1" r:id="rIdbanyciygqdyhffrormr-p">
         <w:r>
           <w:rPr>
             <w:rStyle w:val="Hyperlink"/>
@@ -4503,7 +4503,7 @@
         </w:rPr>
         <w:t xml:space="preserve">出處：</w:t>
       </w:r>
-      <w:hyperlink w:history="1" r:id="rIdtsgkv9ton_gwhhp4gry2g">
+      <w:hyperlink w:history="1" r:id="rIdjvuc0sr7zkl65sk58och5">
         <w:r>
           <w:rPr>
             <w:rStyle w:val="Hyperlink"/>
@@ -4579,7 +4579,7 @@
         </w:rPr>
         <w:t xml:space="preserve">出處：</w:t>
       </w:r>
-      <w:hyperlink w:history="1" r:id="rIdkqaxliisy-c3enymler87">
+      <w:hyperlink w:history="1" r:id="rId01n2ri93bowhh9lrudyss">
         <w:r>
           <w:rPr>
             <w:rStyle w:val="Hyperlink"/>
@@ -4655,7 +4655,7 @@
         </w:rPr>
         <w:t xml:space="preserve">出處：</w:t>
       </w:r>
-      <w:hyperlink w:history="1" r:id="rIdqi375lcflsr93fpo_cfdc">
+      <w:hyperlink w:history="1" r:id="rId6yl2yuxryf7m7fgysec8c">
         <w:r>
           <w:rPr>
             <w:rStyle w:val="Hyperlink"/>
@@ -4731,7 +4731,7 @@
         </w:rPr>
         <w:t xml:space="preserve">出處：</w:t>
       </w:r>
-      <w:hyperlink w:history="1" r:id="rId2gafoojc1eqshvoo5bvt-">
+      <w:hyperlink w:history="1" r:id="rIdq-egx9qdcoz_min0mbqao">
         <w:r>
           <w:rPr>
             <w:rStyle w:val="Hyperlink"/>
@@ -4807,7 +4807,7 @@
         </w:rPr>
         <w:t xml:space="preserve">出處：</w:t>
       </w:r>
-      <w:hyperlink w:history="1" r:id="rIdfwmhayxv4cguskmxd0ym1">
+      <w:hyperlink w:history="1" r:id="rIdepnvvabyjqkhokabgj9jq">
         <w:r>
           <w:rPr>
             <w:rStyle w:val="Hyperlink"/>
@@ -4899,7 +4899,7 @@
         </w:rPr>
         <w:t xml:space="preserve">出處：</w:t>
       </w:r>
-      <w:hyperlink w:history="1" r:id="rId8o9uoid7pljchodxjel5h">
+      <w:hyperlink w:history="1" r:id="rIdjg1ydomion-rafjbmjgvp">
         <w:r>
           <w:rPr>
             <w:rStyle w:val="Hyperlink"/>
@@ -4975,7 +4975,7 @@
         </w:rPr>
         <w:t xml:space="preserve">出處：</w:t>
       </w:r>
-      <w:hyperlink w:history="1" r:id="rIdjg_xaa8rzfbathnwc020o">
+      <w:hyperlink w:history="1" r:id="rIdi6usoreht7dz7pfoaxkli">
         <w:r>
           <w:rPr>
             <w:rStyle w:val="Hyperlink"/>
@@ -5051,7 +5051,7 @@
         </w:rPr>
         <w:t xml:space="preserve">出處：</w:t>
       </w:r>
-      <w:hyperlink w:history="1" r:id="rIdk9msqfeezvnfxqcwb-vgw">
+      <w:hyperlink w:history="1" r:id="rIda_wi5kcf-2g3adetfro7u">
         <w:r>
           <w:rPr>
             <w:rStyle w:val="Hyperlink"/>
@@ -5127,7 +5127,7 @@
         </w:rPr>
         <w:t xml:space="preserve">出處：</w:t>
       </w:r>
-      <w:hyperlink w:history="1" r:id="rIdhy0egalvirucyrkysyvcf">
+      <w:hyperlink w:history="1" r:id="rIdptpdoweazziir8hmldkit">
         <w:r>
           <w:rPr>
             <w:rStyle w:val="Hyperlink"/>
@@ -5203,7 +5203,7 @@
         </w:rPr>
         <w:t xml:space="preserve">出處：</w:t>
       </w:r>
-      <w:hyperlink w:history="1" r:id="rId_iwlkdsycww7f-wcyjij-">
+      <w:hyperlink w:history="1" r:id="rIdyfmj5hm4tz1erhafyxx24">
         <w:r>
           <w:rPr>
             <w:rStyle w:val="Hyperlink"/>
@@ -5279,7 +5279,7 @@
         </w:rPr>
         <w:t xml:space="preserve">出處：</w:t>
       </w:r>
-      <w:hyperlink w:history="1" r:id="rIdmftqn3qmdolo9yzouie98">
+      <w:hyperlink w:history="1" r:id="rIdufp4bblmhghhjqzudq1v4">
         <w:r>
           <w:rPr>
             <w:rStyle w:val="Hyperlink"/>
@@ -5355,7 +5355,7 @@
         </w:rPr>
         <w:t xml:space="preserve">出處：</w:t>
       </w:r>
-      <w:hyperlink w:history="1" r:id="rId_jim4ohw7cp4y7lcgq9tg">
+      <w:hyperlink w:history="1" r:id="rIdgboddek2huut5za9wvt_s">
         <w:r>
           <w:rPr>
             <w:rStyle w:val="Hyperlink"/>
@@ -5431,7 +5431,7 @@
         </w:rPr>
         <w:t xml:space="preserve">出處：</w:t>
       </w:r>
-      <w:hyperlink w:history="1" r:id="rIdl0jbrgvqvpoyxcshpufde">
+      <w:hyperlink w:history="1" r:id="rIdk_bys8ilsoqctlyfba5ni">
         <w:r>
           <w:rPr>
             <w:rStyle w:val="Hyperlink"/>
@@ -5507,7 +5507,7 @@
         </w:rPr>
         <w:t xml:space="preserve">出處：</w:t>
       </w:r>
-      <w:hyperlink w:history="1" r:id="rIdpryxilllgquculli64lej">
+      <w:hyperlink w:history="1" r:id="rIddbcdw5eup-nmv4xhravnj">
         <w:r>
           <w:rPr>
             <w:rStyle w:val="Hyperlink"/>
@@ -5583,7 +5583,7 @@
         </w:rPr>
         <w:t xml:space="preserve">出處：</w:t>
       </w:r>
-      <w:hyperlink w:history="1" r:id="rIdc_bg4yxwivrm1lzcgrbxt">
+      <w:hyperlink w:history="1" r:id="rIdbyhnxrraci-cm2fgjiupe">
         <w:r>
           <w:rPr>
             <w:rStyle w:val="Hyperlink"/>
@@ -5659,7 +5659,7 @@
         </w:rPr>
         <w:t xml:space="preserve">出處：</w:t>
       </w:r>
-      <w:hyperlink w:history="1" r:id="rIdq00r5krjmdemhxo1cu-hd">
+      <w:hyperlink w:history="1" r:id="rIdu0wgpix7he7omt_wwz4nn">
         <w:r>
           <w:rPr>
             <w:rStyle w:val="Hyperlink"/>
@@ -5735,7 +5735,7 @@
         </w:rPr>
         <w:t xml:space="preserve">出處：</w:t>
       </w:r>
-      <w:hyperlink w:history="1" r:id="rId5_5f1kuwezq1mvdnfbxsp">
+      <w:hyperlink w:history="1" r:id="rIdczy2ngakrhpf-65r0xqre">
         <w:r>
           <w:rPr>
             <w:rStyle w:val="Hyperlink"/>
@@ -5827,7 +5827,7 @@
         </w:rPr>
         <w:t xml:space="preserve">出處：</w:t>
       </w:r>
-      <w:hyperlink w:history="1" r:id="rIdd3wz8rds2gsb8i0ijpz6v">
+      <w:hyperlink w:history="1" r:id="rIdn5v6r1hnu-fyrihdcj81i">
         <w:r>
           <w:rPr>
             <w:rStyle w:val="Hyperlink"/>
@@ -5903,7 +5903,7 @@
         </w:rPr>
         <w:t xml:space="preserve">出處：</w:t>
       </w:r>
-      <w:hyperlink w:history="1" r:id="rIdbukfl-nvckz0psv1qa5ss">
+      <w:hyperlink w:history="1" r:id="rIdyjfufniabtyrylli1n34l">
         <w:r>
           <w:rPr>
             <w:rStyle w:val="Hyperlink"/>
@@ -5979,7 +5979,7 @@
         </w:rPr>
         <w:t xml:space="preserve">出處：</w:t>
       </w:r>
-      <w:hyperlink w:history="1" r:id="rId0zm-fas43lvhfcyjlln-m">
+      <w:hyperlink w:history="1" r:id="rIdnzvum_l18j6zz24c3rdkj">
         <w:r>
           <w:rPr>
             <w:rStyle w:val="Hyperlink"/>
@@ -6071,7 +6071,7 @@
         </w:rPr>
         <w:t xml:space="preserve">出處：</w:t>
       </w:r>
-      <w:hyperlink w:history="1" r:id="rIdxjxel_wijr4nygfmrzljp">
+      <w:hyperlink w:history="1" r:id="rId079eanlsym_ilwbpz4yjr">
         <w:r>
           <w:rPr>
             <w:rStyle w:val="Hyperlink"/>
@@ -6147,7 +6147,7 @@
         </w:rPr>
         <w:t xml:space="preserve">出處：</w:t>
       </w:r>
-      <w:hyperlink w:history="1" r:id="rIdkea23dyedz8i7iaohd_b6">
+      <w:hyperlink w:history="1" r:id="rIdb5youz9s9rob4ya356oxd">
         <w:r>
           <w:rPr>
             <w:rStyle w:val="Hyperlink"/>
@@ -6223,7 +6223,7 @@
         </w:rPr>
         <w:t xml:space="preserve">出處：</w:t>
       </w:r>
-      <w:hyperlink w:history="1" r:id="rIdte51iymp6thnnyjzn9c_a">
+      <w:hyperlink w:history="1" r:id="rIdxj18ao0zsnnd-6wv6z6o_">
         <w:r>
           <w:rPr>
             <w:rStyle w:val="Hyperlink"/>
@@ -6299,7 +6299,7 @@
         </w:rPr>
         <w:t xml:space="preserve">出處：</w:t>
       </w:r>
-      <w:hyperlink w:history="1" r:id="rIdtu6sqv8dsqiepaak7zpyh">
+      <w:hyperlink w:history="1" r:id="rId1rvbotiawwaakq5vmtoz0">
         <w:r>
           <w:rPr>
             <w:rStyle w:val="Hyperlink"/>
@@ -6375,7 +6375,7 @@
         </w:rPr>
         <w:t xml:space="preserve">出處：</w:t>
       </w:r>
-      <w:hyperlink w:history="1" r:id="rId3qds3mi-n5m3kektmssi-">
+      <w:hyperlink w:history="1" r:id="rId1rcld4jan1kbiokcoeuov">
         <w:r>
           <w:rPr>
             <w:rStyle w:val="Hyperlink"/>
@@ -6451,7 +6451,7 @@
         </w:rPr>
         <w:t xml:space="preserve">出處：</w:t>
       </w:r>
-      <w:hyperlink w:history="1" r:id="rIdzbvpwrbmcrx9xvtkqvpss">
+      <w:hyperlink w:history="1" r:id="rIdkz2qril2h-jlgg5sorger">
         <w:r>
           <w:rPr>
             <w:rStyle w:val="Hyperlink"/>
@@ -6543,7 +6543,7 @@
         </w:rPr>
         <w:t xml:space="preserve">出處：</w:t>
       </w:r>
-      <w:hyperlink w:history="1" r:id="rId3natfqy2jq9xugcukhxke">
+      <w:hyperlink w:history="1" r:id="rId-rc4h_krx3xvedfrwmfno">
         <w:r>
           <w:rPr>
             <w:rStyle w:val="Hyperlink"/>
@@ -6619,7 +6619,7 @@
         </w:rPr>
         <w:t xml:space="preserve">出處：</w:t>
       </w:r>
-      <w:hyperlink w:history="1" r:id="rIdahexdnsd3czxvpu6ox8v_">
+      <w:hyperlink w:history="1" r:id="rIdtywzt5_eqowlnzgmfocgi">
         <w:r>
           <w:rPr>
             <w:rStyle w:val="Hyperlink"/>
@@ -6695,7 +6695,7 @@
         </w:rPr>
         <w:t xml:space="preserve">出處：</w:t>
       </w:r>
-      <w:hyperlink w:history="1" r:id="rIda6kia4qjprk3h7_xxtweu">
+      <w:hyperlink w:history="1" r:id="rIdpirubiruqyvdm0exyfgay">
         <w:r>
           <w:rPr>
             <w:rStyle w:val="Hyperlink"/>
@@ -6771,7 +6771,7 @@
         </w:rPr>
         <w:t xml:space="preserve">出處：</w:t>
       </w:r>
-      <w:hyperlink w:history="1" r:id="rIdsb21xmmec8jy7gbhxytgo">
+      <w:hyperlink w:history="1" r:id="rIdjxceielqbhsku9n04yqn8">
         <w:r>
           <w:rPr>
             <w:rStyle w:val="Hyperlink"/>
@@ -6847,7 +6847,7 @@
         </w:rPr>
         <w:t xml:space="preserve">出處：</w:t>
       </w:r>
-      <w:hyperlink w:history="1" r:id="rIdqrcqw7qfmitrerf_jdpq_">
+      <w:hyperlink w:history="1" r:id="rIdjmqhg2ujpdm_lnvj8azgh">
         <w:r>
           <w:rPr>
             <w:rStyle w:val="Hyperlink"/>
@@ -6939,7 +6939,7 @@
         </w:rPr>
         <w:t xml:space="preserve">出處：</w:t>
       </w:r>
-      <w:hyperlink w:history="1" r:id="rIdybr46rjhguonrumbwh1zg">
+      <w:hyperlink w:history="1" r:id="rIdxgcdlk_ghv2x0t_z8spnb">
         <w:r>
           <w:rPr>
             <w:rStyle w:val="Hyperlink"/>
@@ -7015,7 +7015,7 @@
         </w:rPr>
         <w:t xml:space="preserve">出處：</w:t>
       </w:r>
-      <w:hyperlink w:history="1" r:id="rIdr4j3dfpoavz24vw3couyf">
+      <w:hyperlink w:history="1" r:id="rIdtzb11g1xormkgc3qhrkvw">
         <w:r>
           <w:rPr>
             <w:rStyle w:val="Hyperlink"/>
@@ -7091,7 +7091,7 @@
         </w:rPr>
         <w:t xml:space="preserve">出處：</w:t>
       </w:r>
-      <w:hyperlink w:history="1" r:id="rIdrvdiyvpm-icdq5whqtrvf">
+      <w:hyperlink w:history="1" r:id="rIdwfnoawinikldbnbrvzmk2">
         <w:r>
           <w:rPr>
             <w:rStyle w:val="Hyperlink"/>
@@ -7167,7 +7167,7 @@
         </w:rPr>
         <w:t xml:space="preserve">出處：</w:t>
       </w:r>
-      <w:hyperlink w:history="1" r:id="rIdmommfrgea-xym2-lcpd93">
+      <w:hyperlink w:history="1" r:id="rIdnp8yseeu0dpktxmugn4y9">
         <w:r>
           <w:rPr>
             <w:rStyle w:val="Hyperlink"/>
@@ -7243,7 +7243,7 @@
         </w:rPr>
         <w:t xml:space="preserve">出處：</w:t>
       </w:r>
-      <w:hyperlink w:history="1" r:id="rIddbanucbbnacfpsedncuyd">
+      <w:hyperlink w:history="1" r:id="rIdl1xa3nojawfbdm0m_qdir">
         <w:r>
           <w:rPr>
             <w:rStyle w:val="Hyperlink"/>
@@ -7319,7 +7319,7 @@
         </w:rPr>
         <w:t xml:space="preserve">出處：</w:t>
       </w:r>
-      <w:hyperlink w:history="1" r:id="rIddboe4sasnwmoyshgegpu-">
+      <w:hyperlink w:history="1" r:id="rIdtbqevcjppidcycaq7unhk">
         <w:r>
           <w:rPr>
             <w:rStyle w:val="Hyperlink"/>
@@ -7395,7 +7395,7 @@
         </w:rPr>
         <w:t xml:space="preserve">出處：</w:t>
       </w:r>
-      <w:hyperlink w:history="1" r:id="rId4jqmoafdv39b2xz6snrkp">
+      <w:hyperlink w:history="1" r:id="rIdcwmh_qy2t_mbm8mftemys">
         <w:r>
           <w:rPr>
             <w:rStyle w:val="Hyperlink"/>
@@ -7471,7 +7471,7 @@
         </w:rPr>
         <w:t xml:space="preserve">出處：</w:t>
       </w:r>
-      <w:hyperlink w:history="1" r:id="rIdn1uyn5oatcf2yumc_fflb">
+      <w:hyperlink w:history="1" r:id="rIdch7_kaq3veewgpedcax5q">
         <w:r>
           <w:rPr>
             <w:rStyle w:val="Hyperlink"/>
@@ -7563,7 +7563,7 @@
         </w:rPr>
         <w:t xml:space="preserve">出處：</w:t>
       </w:r>
-      <w:hyperlink w:history="1" r:id="rIdez957yh91jmp9kgocbfco">
+      <w:hyperlink w:history="1" r:id="rId_cofweonti3jfhxethsra">
         <w:r>
           <w:rPr>
             <w:rStyle w:val="Hyperlink"/>
@@ -7639,7 +7639,7 @@
         </w:rPr>
         <w:t xml:space="preserve">出處：</w:t>
       </w:r>
-      <w:hyperlink w:history="1" r:id="rIdvw8uvqya9ugw94zlzbd4h">
+      <w:hyperlink w:history="1" r:id="rId7qogqiudddpkqt6z6judb">
         <w:r>
           <w:rPr>
             <w:rStyle w:val="Hyperlink"/>
@@ -7715,7 +7715,7 @@
         </w:rPr>
         <w:t xml:space="preserve">出處：</w:t>
       </w:r>
-      <w:hyperlink w:history="1" r:id="rIdxiian3rnfuydakf4xpyo1">
+      <w:hyperlink w:history="1" r:id="rIdueds1kwcza4qlcgtwpxmz">
         <w:r>
           <w:rPr>
             <w:rStyle w:val="Hyperlink"/>
@@ -7791,7 +7791,7 @@
         </w:rPr>
         <w:t xml:space="preserve">出處：</w:t>
       </w:r>
-      <w:hyperlink w:history="1" r:id="rIdt7xdlknxh1lzzluzrsl_5">
+      <w:hyperlink w:history="1" r:id="rId84aqnxtl-myrkbwziv0ja">
         <w:r>
           <w:rPr>
             <w:rStyle w:val="Hyperlink"/>
@@ -7867,7 +7867,7 @@
         </w:rPr>
         <w:t xml:space="preserve">出處：</w:t>
       </w:r>
-      <w:hyperlink w:history="1" r:id="rIdpqjn757kutzt3d9zqbx2z">
+      <w:hyperlink w:history="1" r:id="rId2ewffs9rossnordfkswa8">
         <w:r>
           <w:rPr>
             <w:rStyle w:val="Hyperlink"/>
@@ -7943,7 +7943,7 @@
         </w:rPr>
         <w:t xml:space="preserve">出處：</w:t>
       </w:r>
-      <w:hyperlink w:history="1" r:id="rIdnk09yl1m2ztris9vd6rs0">
+      <w:hyperlink w:history="1" r:id="rIdzslyl7sgzrfpkypaxjfzr">
         <w:r>
           <w:rPr>
             <w:rStyle w:val="Hyperlink"/>
@@ -8019,7 +8019,7 @@
         </w:rPr>
         <w:t xml:space="preserve">出處：</w:t>
       </w:r>
-      <w:hyperlink w:history="1" r:id="rIdqaktg2uld-jpnoqg4vlzy">
+      <w:hyperlink w:history="1" r:id="rIdez_q6dnz9dxlq1pjxzusf">
         <w:r>
           <w:rPr>
             <w:rStyle w:val="Hyperlink"/>
@@ -8095,7 +8095,7 @@
         </w:rPr>
         <w:t xml:space="preserve">出處：</w:t>
       </w:r>
-      <w:hyperlink w:history="1" r:id="rIdb3vujczucgpai-3amned_">
+      <w:hyperlink w:history="1" r:id="rIdxtilcgrdnlzrongfmghmw">
         <w:r>
           <w:rPr>
             <w:rStyle w:val="Hyperlink"/>
@@ -8171,7 +8171,7 @@
         </w:rPr>
         <w:t xml:space="preserve">出處：</w:t>
       </w:r>
-      <w:hyperlink w:history="1" r:id="rId2oliklaycm6mmnx-ud8xm">
+      <w:hyperlink w:history="1" r:id="rIdrzw9qvf78cbzjnbgslvqx">
         <w:r>
           <w:rPr>
             <w:rStyle w:val="Hyperlink"/>
@@ -8247,7 +8247,7 @@
         </w:rPr>
         <w:t xml:space="preserve">出處：</w:t>
       </w:r>
-      <w:hyperlink w:history="1" r:id="rIdv0pr7v-9wikuc1afcazgc">
+      <w:hyperlink w:history="1" r:id="rIdcyymhney8ytj4ox-cr5ti">
         <w:r>
           <w:rPr>
             <w:rStyle w:val="Hyperlink"/>
@@ -8323,7 +8323,7 @@
         </w:rPr>
         <w:t xml:space="preserve">出處：</w:t>
       </w:r>
-      <w:hyperlink w:history="1" r:id="rIdkkmqfim8wcipgm3eme2hu">
+      <w:hyperlink w:history="1" r:id="rIdeootp5aowgbmzefm-arvt">
         <w:r>
           <w:rPr>
             <w:rStyle w:val="Hyperlink"/>
@@ -8415,7 +8415,7 @@
         </w:rPr>
         <w:t xml:space="preserve">出處：</w:t>
       </w:r>
-      <w:hyperlink w:history="1" r:id="rIdg-c4z8guwgpjk9um2lvga">
+      <w:hyperlink w:history="1" r:id="rIdimg0bzetfrpbaz-jfozds">
         <w:r>
           <w:rPr>
             <w:rStyle w:val="Hyperlink"/>
@@ -8491,7 +8491,7 @@
         </w:rPr>
         <w:t xml:space="preserve">出處：</w:t>
       </w:r>
-      <w:hyperlink w:history="1" r:id="rIdbkdxsstqdks04sgrguvd8">
+      <w:hyperlink w:history="1" r:id="rIde-g5ykmfzphebm9hprhow">
         <w:r>
           <w:rPr>
             <w:rStyle w:val="Hyperlink"/>
@@ -8567,7 +8567,7 @@
         </w:rPr>
         <w:t xml:space="preserve">出處：</w:t>
       </w:r>
-      <w:hyperlink w:history="1" r:id="rIduykwcv1czqx3qf062hbxn">
+      <w:hyperlink w:history="1" r:id="rIdofnmnodfz71xwlclahwcq">
         <w:r>
           <w:rPr>
             <w:rStyle w:val="Hyperlink"/>
@@ -8643,7 +8643,7 @@
         </w:rPr>
         <w:t xml:space="preserve">出處：</w:t>
       </w:r>
-      <w:hyperlink w:history="1" r:id="rIdf1jc9ru9rglc3iaowdbxd">
+      <w:hyperlink w:history="1" r:id="rIdksinm5zaqja5ytvaprtkb">
         <w:r>
           <w:rPr>
             <w:rStyle w:val="Hyperlink"/>
@@ -8719,7 +8719,7 @@
         </w:rPr>
         <w:t xml:space="preserve">出處：</w:t>
       </w:r>
-      <w:hyperlink w:history="1" r:id="rId0jpqk4ku0jy9o-7nok387">
+      <w:hyperlink w:history="1" r:id="rIdvdrk65cfdnludnvsd69zz">
         <w:r>
           <w:rPr>
             <w:rStyle w:val="Hyperlink"/>
@@ -8795,7 +8795,7 @@
         </w:rPr>
         <w:t xml:space="preserve">出處：</w:t>
       </w:r>
-      <w:hyperlink w:history="1" r:id="rIdq2ngpwn4miuwelqh-hf9t">
+      <w:hyperlink w:history="1" r:id="rId21vwqbn3lopsjrccruwgz">
         <w:r>
           <w:rPr>
             <w:rStyle w:val="Hyperlink"/>
@@ -8871,7 +8871,7 @@
         </w:rPr>
         <w:t xml:space="preserve">出處：</w:t>
       </w:r>
-      <w:hyperlink w:history="1" r:id="rIdhdxmk4iiiwsupo8pburxe">
+      <w:hyperlink w:history="1" r:id="rIdogevy5fzvw7hoadc05hhd">
         <w:r>
           <w:rPr>
             <w:rStyle w:val="Hyperlink"/>
@@ -8947,7 +8947,7 @@
         </w:rPr>
         <w:t xml:space="preserve">出處：</w:t>
       </w:r>
-      <w:hyperlink w:history="1" r:id="rIdsupnwdknz1wlbnwxwt_wy">
+      <w:hyperlink w:history="1" r:id="rIdmhyeiu3oy2k0z3tbgljvg">
         <w:r>
           <w:rPr>
             <w:rStyle w:val="Hyperlink"/>
@@ -9023,7 +9023,7 @@
         </w:rPr>
         <w:t xml:space="preserve">出處：</w:t>
       </w:r>
-      <w:hyperlink w:history="1" r:id="rIdsc8wxan8hlbkezlxjhj4g">
+      <w:hyperlink w:history="1" r:id="rIdoclz-8cbpkar_xnead4r5">
         <w:r>
           <w:rPr>
             <w:rStyle w:val="Hyperlink"/>
@@ -9099,7 +9099,7 @@
         </w:rPr>
         <w:t xml:space="preserve">出處：</w:t>
       </w:r>
-      <w:hyperlink w:history="1" r:id="rIdu9t-sbexvk3u6znrhn2b0">
+      <w:hyperlink w:history="1" r:id="rId2jsstct__z15babmqz7lt">
         <w:r>
           <w:rPr>
             <w:rStyle w:val="Hyperlink"/>
@@ -9175,7 +9175,7 @@
         </w:rPr>
         <w:t xml:space="preserve">出處：</w:t>
       </w:r>
-      <w:hyperlink w:history="1" r:id="rIde-gu5hhubhn8ldd3z8l7u">
+      <w:hyperlink w:history="1" r:id="rIdopu4a6gtquhsr6mr7xzxh">
         <w:r>
           <w:rPr>
             <w:rStyle w:val="Hyperlink"/>
@@ -9267,7 +9267,7 @@
         </w:rPr>
         <w:t xml:space="preserve">出處：</w:t>
       </w:r>
-      <w:hyperlink w:history="1" r:id="rIdijfofyotebnfkskowmwel">
+      <w:hyperlink w:history="1" r:id="rIdqon39c4wypdpr0ohszdcq">
         <w:r>
           <w:rPr>
             <w:rStyle w:val="Hyperlink"/>
@@ -9343,7 +9343,7 @@
         </w:rPr>
         <w:t xml:space="preserve">出處：</w:t>
       </w:r>
-      <w:hyperlink w:history="1" r:id="rIdlc_5ey8myxba47lunltjq">
+      <w:hyperlink w:history="1" r:id="rIddgzwwye7khnlxdzn-ptt4">
         <w:r>
           <w:rPr>
             <w:rStyle w:val="Hyperlink"/>
@@ -9419,7 +9419,7 @@
         </w:rPr>
         <w:t xml:space="preserve">出處：</w:t>
       </w:r>
-      <w:hyperlink w:history="1" r:id="rIdjhx6xwizqi-sqcy7j0mwg">
+      <w:hyperlink w:history="1" r:id="rIdcmalp3xxhld6bdqvm7bc-">
         <w:r>
           <w:rPr>
             <w:rStyle w:val="Hyperlink"/>
@@ -9495,7 +9495,7 @@
         </w:rPr>
         <w:t xml:space="preserve">出處：</w:t>
       </w:r>
-      <w:hyperlink w:history="1" r:id="rId9rho6v_thgikgkfa8yhin">
+      <w:hyperlink w:history="1" r:id="rId63u_d_nzhidpupumevil_">
         <w:r>
           <w:rPr>
             <w:rStyle w:val="Hyperlink"/>
@@ -9571,7 +9571,7 @@
         </w:rPr>
         <w:t xml:space="preserve">出處：</w:t>
       </w:r>
-      <w:hyperlink w:history="1" r:id="rId13we0mhrpqhnrufezs01y">
+      <w:hyperlink w:history="1" r:id="rId5axfqwwullsesawwnpvld">
         <w:r>
           <w:rPr>
             <w:rStyle w:val="Hyperlink"/>
@@ -9647,7 +9647,7 @@
         </w:rPr>
         <w:t xml:space="preserve">出處：</w:t>
       </w:r>
-      <w:hyperlink w:history="1" r:id="rIdczycikz1utgnwaincigsp">
+      <w:hyperlink w:history="1" r:id="rId5-hu8jlkkjajrufe6sjy6">
         <w:r>
           <w:rPr>
             <w:rStyle w:val="Hyperlink"/>
@@ -9723,7 +9723,7 @@
         </w:rPr>
         <w:t xml:space="preserve">出處：</w:t>
       </w:r>
-      <w:hyperlink w:history="1" r:id="rIdrhfujapohdvp9mqa10neo">
+      <w:hyperlink w:history="1" r:id="rIdvcp5k2x20giodgext3x2k">
         <w:r>
           <w:rPr>
             <w:rStyle w:val="Hyperlink"/>
@@ -9799,7 +9799,7 @@
         </w:rPr>
         <w:t xml:space="preserve">出處：</w:t>
       </w:r>
-      <w:hyperlink w:history="1" r:id="rIddg9w41adlr2htnilsorkf">
+      <w:hyperlink w:history="1" r:id="rIdi0of01rdu_sec-0v2n4jj">
         <w:r>
           <w:rPr>
             <w:rStyle w:val="Hyperlink"/>
@@ -9875,7 +9875,7 @@
         </w:rPr>
         <w:t xml:space="preserve">出處：</w:t>
       </w:r>
-      <w:hyperlink w:history="1" r:id="rIdnvklh3pyrg7o7pqpac5vw">
+      <w:hyperlink w:history="1" r:id="rIdtrem1zuv28oa4n_mv2hnb">
         <w:r>
           <w:rPr>
             <w:rStyle w:val="Hyperlink"/>
@@ -9951,7 +9951,7 @@
         </w:rPr>
         <w:t xml:space="preserve">出處：</w:t>
       </w:r>
-      <w:hyperlink w:history="1" r:id="rId_svubzxlgkdlc1fwuhpfu">
+      <w:hyperlink w:history="1" r:id="rIdi4rhas4jgva-mnkii02ge">
         <w:r>
           <w:rPr>
             <w:rStyle w:val="Hyperlink"/>
@@ -10027,7 +10027,7 @@
         </w:rPr>
         <w:t xml:space="preserve">出處：</w:t>
       </w:r>
-      <w:hyperlink w:history="1" r:id="rIdke9mfknr_xkuilzha_2oy">
+      <w:hyperlink w:history="1" r:id="rIds86yxlmiettqh5dw_svpu">
         <w:r>
           <w:rPr>
             <w:rStyle w:val="Hyperlink"/>
@@ -10103,7 +10103,7 @@
         </w:rPr>
         <w:t xml:space="preserve">出處：</w:t>
       </w:r>
-      <w:hyperlink w:history="1" r:id="rIdmhx4lyjj5hnlkqb5vnh8o">
+      <w:hyperlink w:history="1" r:id="rIdzczsgw6t-4ihsog6ctvpj">
         <w:r>
           <w:rPr>
             <w:rStyle w:val="Hyperlink"/>
@@ -10179,7 +10179,7 @@
         </w:rPr>
         <w:t xml:space="preserve">出處：</w:t>
       </w:r>
-      <w:hyperlink w:history="1" r:id="rIdpibm-dd1pfzta6uzitrld">
+      <w:hyperlink w:history="1" r:id="rIdolj4pytm5nqvf8abvi_lb">
         <w:r>
           <w:rPr>
             <w:rStyle w:val="Hyperlink"/>
@@ -10255,7 +10255,7 @@
         </w:rPr>
         <w:t xml:space="preserve">出處：</w:t>
       </w:r>
-      <w:hyperlink w:history="1" r:id="rId05mdemtplbgfb9ky0hrbk">
+      <w:hyperlink w:history="1" r:id="rIdueijsyzthwalguc-xejil">
         <w:r>
           <w:rPr>
             <w:rStyle w:val="Hyperlink"/>
@@ -10331,7 +10331,7 @@
         </w:rPr>
         <w:t xml:space="preserve">出處：</w:t>
       </w:r>
-      <w:hyperlink w:history="1" r:id="rIdzm-viyimi1v96fpxijliw">
+      <w:hyperlink w:history="1" r:id="rIdsf3ee6kodc5yjgnfxutlc">
         <w:r>
           <w:rPr>
             <w:rStyle w:val="Hyperlink"/>
@@ -10407,7 +10407,7 @@
         </w:rPr>
         <w:t xml:space="preserve">出處：</w:t>
       </w:r>
-      <w:hyperlink w:history="1" r:id="rIdsqojhjgmblftfqsevynff">
+      <w:hyperlink w:history="1" r:id="rIdw6bjodsg7kkas67kuxtxu">
         <w:r>
           <w:rPr>
             <w:rStyle w:val="Hyperlink"/>
@@ -10483,7 +10483,7 @@
         </w:rPr>
         <w:t xml:space="preserve">出處：</w:t>
       </w:r>
-      <w:hyperlink w:history="1" r:id="rIdf4pteq-dedvihsivk4ify">
+      <w:hyperlink w:history="1" r:id="rId8drpsx3slu6wtx-1phfod">
         <w:r>
           <w:rPr>
             <w:rStyle w:val="Hyperlink"/>
@@ -10559,7 +10559,7 @@
         </w:rPr>
         <w:t xml:space="preserve">出處：</w:t>
       </w:r>
-      <w:hyperlink w:history="1" r:id="rIdemije-gmfnmcto8zwdd-d">
+      <w:hyperlink w:history="1" r:id="rId9__qp6g15rz76zvo8s60g">
         <w:r>
           <w:rPr>
             <w:rStyle w:val="Hyperlink"/>
@@ -10635,7 +10635,7 @@
         </w:rPr>
         <w:t xml:space="preserve">出處：</w:t>
       </w:r>
-      <w:hyperlink w:history="1" r:id="rIdhqrmpbaxbrvu5ljjxvamg">
+      <w:hyperlink w:history="1" r:id="rIdcpn-ieatgdvcgrsifafo2">
         <w:r>
           <w:rPr>
             <w:rStyle w:val="Hyperlink"/>
@@ -10711,7 +10711,7 @@
         </w:rPr>
         <w:t xml:space="preserve">出處：</w:t>
       </w:r>
-      <w:hyperlink w:history="1" r:id="rIdvexog7mohkphrol_igz82">
+      <w:hyperlink w:history="1" r:id="rIdq7jgld729p5cc-y7pqif8">
         <w:r>
           <w:rPr>
             <w:rStyle w:val="Hyperlink"/>
@@ -10787,7 +10787,7 @@
         </w:rPr>
         <w:t xml:space="preserve">出處：</w:t>
       </w:r>
-      <w:hyperlink w:history="1" r:id="rId2dzty9mx2tty-v71lqsk_">
+      <w:hyperlink w:history="1" r:id="rIdjisjxmgoalhm1bvq2bbkd">
         <w:r>
           <w:rPr>
             <w:rStyle w:val="Hyperlink"/>
@@ -10863,7 +10863,7 @@
         </w:rPr>
         <w:t xml:space="preserve">出處：</w:t>
       </w:r>
-      <w:hyperlink w:history="1" r:id="rIdcvsuyu22rszpdet7ua6x2">
+      <w:hyperlink w:history="1" r:id="rIde9azvx9y8q3zme3mr5hfg">
         <w:r>
           <w:rPr>
             <w:rStyle w:val="Hyperlink"/>
@@ -10955,7 +10955,7 @@
         </w:rPr>
         <w:t xml:space="preserve">出處：</w:t>
       </w:r>
-      <w:hyperlink w:history="1" r:id="rIdl2okxvljshx1zm9whrdgt">
+      <w:hyperlink w:history="1" r:id="rId-hrtiskgahvtvuiir62eo">
         <w:r>
           <w:rPr>
             <w:rStyle w:val="Hyperlink"/>
@@ -11031,7 +11031,7 @@
         </w:rPr>
         <w:t xml:space="preserve">出處：</w:t>
       </w:r>
-      <w:hyperlink w:history="1" r:id="rIdte2zcim8cf8g9bv1hpezz">
+      <w:hyperlink w:history="1" r:id="rIdbv7lgt63uifwklom1s5ot">
         <w:r>
           <w:rPr>
             <w:rStyle w:val="Hyperlink"/>
@@ -11107,7 +11107,7 @@
         </w:rPr>
         <w:t xml:space="preserve">出處：</w:t>
       </w:r>
-      <w:hyperlink w:history="1" r:id="rIdd1-fetq7yy9cbyum44wjj">
+      <w:hyperlink w:history="1" r:id="rId8tmwlotfn25cnpr1vg84c">
         <w:r>
           <w:rPr>
             <w:rStyle w:val="Hyperlink"/>
@@ -11183,7 +11183,7 @@
         </w:rPr>
         <w:t xml:space="preserve">出處：</w:t>
       </w:r>
-      <w:hyperlink w:history="1" r:id="rIdziwfadm0_-joqpgi8agbe">
+      <w:hyperlink w:history="1" r:id="rIdfwfvxmhw9kfjprtjk_fwf">
         <w:r>
           <w:rPr>
             <w:rStyle w:val="Hyperlink"/>
@@ -11275,7 +11275,7 @@
         </w:rPr>
         <w:t xml:space="preserve">出處：</w:t>
       </w:r>
-      <w:hyperlink w:history="1" r:id="rIdrzwq8-jfn7kanitd_q2ku">
+      <w:hyperlink w:history="1" r:id="rIddzkqdtavo4td_w0xo6-cz">
         <w:r>
           <w:rPr>
             <w:rStyle w:val="Hyperlink"/>
@@ -11351,7 +11351,7 @@
         </w:rPr>
         <w:t xml:space="preserve">出處：</w:t>
       </w:r>
-      <w:hyperlink w:history="1" r:id="rIdfjtkgrwgn9sjl0idafga1">
+      <w:hyperlink w:history="1" r:id="rIdjls5-esh-3v1ymuygfy6r">
         <w:r>
           <w:rPr>
             <w:rStyle w:val="Hyperlink"/>
@@ -11427,7 +11427,7 @@
         </w:rPr>
         <w:t xml:space="preserve">出處：</w:t>
       </w:r>
-      <w:hyperlink w:history="1" r:id="rIdhepyafr4fz9bttk_2vz6n">
+      <w:hyperlink w:history="1" r:id="rId3dqnoljadkznujtgmcjk9">
         <w:r>
           <w:rPr>
             <w:rStyle w:val="Hyperlink"/>
@@ -11503,7 +11503,7 @@
         </w:rPr>
         <w:t xml:space="preserve">出處：</w:t>
       </w:r>
-      <w:hyperlink w:history="1" r:id="rIdssyalraupurtutxnkbi2v">
+      <w:hyperlink w:history="1" r:id="rIdojbfpuspmcbrm9hq82vwl">
         <w:r>
           <w:rPr>
             <w:rStyle w:val="Hyperlink"/>
@@ -11579,7 +11579,7 @@
         </w:rPr>
         <w:t xml:space="preserve">出處：</w:t>
       </w:r>
-      <w:hyperlink w:history="1" r:id="rId4p3igvkuy3i7mtb0x3pxa">
+      <w:hyperlink w:history="1" r:id="rIdwfijlphhc3yobqqfh3hyd">
         <w:r>
           <w:rPr>
             <w:rStyle w:val="Hyperlink"/>
@@ -11655,7 +11655,7 @@
         </w:rPr>
         <w:t xml:space="preserve">出處：</w:t>
       </w:r>
-      <w:hyperlink w:history="1" r:id="rIdyy-zukdmripk0xtkn_ioh">
+      <w:hyperlink w:history="1" r:id="rIdekrn4oatl0ds-q8xraqzw">
         <w:r>
           <w:rPr>
             <w:rStyle w:val="Hyperlink"/>
@@ -11731,7 +11731,7 @@
         </w:rPr>
         <w:t xml:space="preserve">出處：</w:t>
       </w:r>
-      <w:hyperlink w:history="1" r:id="rId7wf7bhs08iatb7oei7ovp">
+      <w:hyperlink w:history="1" r:id="rIdgcqmfqecmyvgijipedbs4">
         <w:r>
           <w:rPr>
             <w:rStyle w:val="Hyperlink"/>
@@ -11807,7 +11807,7 @@
         </w:rPr>
         <w:t xml:space="preserve">出處：</w:t>
       </w:r>
-      <w:hyperlink w:history="1" r:id="rIdtyi0vhbbdagbhkumuoxm5">
+      <w:hyperlink w:history="1" r:id="rId4yiunynwnkgwi9oviicrv">
         <w:r>
           <w:rPr>
             <w:rStyle w:val="Hyperlink"/>
@@ -11883,7 +11883,7 @@
         </w:rPr>
         <w:t xml:space="preserve">出處：</w:t>
       </w:r>
-      <w:hyperlink w:history="1" r:id="rId4gp10adk4h5pi39u62bno">
+      <w:hyperlink w:history="1" r:id="rIdphssynpuvrr6h2f0w7fp9">
         <w:r>
           <w:rPr>
             <w:rStyle w:val="Hyperlink"/>
@@ -11959,7 +11959,7 @@
         </w:rPr>
         <w:t xml:space="preserve">出處：</w:t>
       </w:r>
-      <w:hyperlink w:history="1" r:id="rIdpzjswgtdejhismfyumpl_">
+      <w:hyperlink w:history="1" r:id="rIdaueczu6x1m6jd_ywihqp_">
         <w:r>
           <w:rPr>
             <w:rStyle w:val="Hyperlink"/>
@@ -12035,7 +12035,7 @@
         </w:rPr>
         <w:t xml:space="preserve">出處：</w:t>
       </w:r>
-      <w:hyperlink w:history="1" r:id="rIdlyz9s6s34pgc3hk-w_hnx">
+      <w:hyperlink w:history="1" r:id="rIdrsbclyki7kdqis-u6jitt">
         <w:r>
           <w:rPr>
             <w:rStyle w:val="Hyperlink"/>
@@ -12111,7 +12111,7 @@
         </w:rPr>
         <w:t xml:space="preserve">出處：</w:t>
       </w:r>
-      <w:hyperlink w:history="1" r:id="rIdqwfcnywkqgkenc6rwhlat">
+      <w:hyperlink w:history="1" r:id="rIdv0lhlyt-gfrka84pltoij">
         <w:r>
           <w:rPr>
             <w:rStyle w:val="Hyperlink"/>
@@ -12187,7 +12187,7 @@
         </w:rPr>
         <w:t xml:space="preserve">出處：</w:t>
       </w:r>
-      <w:hyperlink w:history="1" r:id="rId8vqkwv8xhobgxyv4dbgvw">
+      <w:hyperlink w:history="1" r:id="rIdwgy-xa1c58oypfzvnelr5">
         <w:r>
           <w:rPr>
             <w:rStyle w:val="Hyperlink"/>
@@ -12263,7 +12263,7 @@
         </w:rPr>
         <w:t xml:space="preserve">出處：</w:t>
       </w:r>
-      <w:hyperlink w:history="1" r:id="rId0dk2yli_def1zudj1uwp_">
+      <w:hyperlink w:history="1" r:id="rIdxlxinvz-9l7ip0ryr1xal">
         <w:r>
           <w:rPr>
             <w:rStyle w:val="Hyperlink"/>
@@ -12339,7 +12339,7 @@
         </w:rPr>
         <w:t xml:space="preserve">出處：</w:t>
       </w:r>
-      <w:hyperlink w:history="1" r:id="rIdrj95u7qad5zzprb576h3t">
+      <w:hyperlink w:history="1" r:id="rIdfmg0dxnj2imkanvx8x9it">
         <w:r>
           <w:rPr>
             <w:rStyle w:val="Hyperlink"/>
@@ -12415,7 +12415,7 @@
         </w:rPr>
         <w:t xml:space="preserve">出處：</w:t>
       </w:r>
-      <w:hyperlink w:history="1" r:id="rIdwuszgykcar_n-3cn7jn6a">
+      <w:hyperlink w:history="1" r:id="rIdljhmobjq2oy7uycv0yo9k">
         <w:r>
           <w:rPr>
             <w:rStyle w:val="Hyperlink"/>
@@ -12491,7 +12491,7 @@
         </w:rPr>
         <w:t xml:space="preserve">出處：</w:t>
       </w:r>
-      <w:hyperlink w:history="1" r:id="rId9pfdeqs27wvt3mmfy6f2f">
+      <w:hyperlink w:history="1" r:id="rIdzt1tf7w-fkhgtcuz-gv2f">
         <w:r>
           <w:rPr>
             <w:rStyle w:val="Hyperlink"/>
@@ -12567,7 +12567,7 @@
         </w:rPr>
         <w:t xml:space="preserve">出處：</w:t>
       </w:r>
-      <w:hyperlink w:history="1" r:id="rIdrqkwnsvcducsqww4td-r-">
+      <w:hyperlink w:history="1" r:id="rIde-eko_4d2fkjwnerhorch">
         <w:r>
           <w:rPr>
             <w:rStyle w:val="Hyperlink"/>
@@ -12643,7 +12643,7 @@
         </w:rPr>
         <w:t xml:space="preserve">出處：</w:t>
       </w:r>
-      <w:hyperlink w:history="1" r:id="rIdujf47yt7fqkuhl38d9ozg">
+      <w:hyperlink w:history="1" r:id="rIdrzncs5feyf7x07qa6k8v8">
         <w:r>
           <w:rPr>
             <w:rStyle w:val="Hyperlink"/>
@@ -12719,7 +12719,7 @@
         </w:rPr>
         <w:t xml:space="preserve">出處：</w:t>
       </w:r>
-      <w:hyperlink w:history="1" r:id="rIdovfzaf2_jevpfg4vfgoxh">
+      <w:hyperlink w:history="1" r:id="rId_beoshckrsgttkx5oatfo">
         <w:r>
           <w:rPr>
             <w:rStyle w:val="Hyperlink"/>
@@ -12795,7 +12795,7 @@
         </w:rPr>
         <w:t xml:space="preserve">出處：</w:t>
       </w:r>
-      <w:hyperlink w:history="1" r:id="rIdpha2ob-ccdq2-qhrbniod">
+      <w:hyperlink w:history="1" r:id="rIdzqckh8c590nkcrb_whbkn">
         <w:r>
           <w:rPr>
             <w:rStyle w:val="Hyperlink"/>
@@ -12871,7 +12871,7 @@
         </w:rPr>
         <w:t xml:space="preserve">出處：</w:t>
       </w:r>
-      <w:hyperlink w:history="1" r:id="rIdfihz3kx1u3cmbvocwajtc">
+      <w:hyperlink w:history="1" r:id="rIdmp66tb_vqui70h49ekbfx">
         <w:r>
           <w:rPr>
             <w:rStyle w:val="Hyperlink"/>
@@ -12947,7 +12947,7 @@
         </w:rPr>
         <w:t xml:space="preserve">出處：</w:t>
       </w:r>
-      <w:hyperlink w:history="1" r:id="rIdipqqzjofpnwfzwhktgdrp">
+      <w:hyperlink w:history="1" r:id="rIdw9hytlfx-oewduvciaakq">
         <w:r>
           <w:rPr>
             <w:rStyle w:val="Hyperlink"/>
@@ -13023,7 +13023,7 @@
         </w:rPr>
         <w:t xml:space="preserve">出處：</w:t>
       </w:r>
-      <w:hyperlink w:history="1" r:id="rId089b0sldte2gabicytvmd">
+      <w:hyperlink w:history="1" r:id="rIdpmja1tqqapmvil7ndsway">
         <w:r>
           <w:rPr>
             <w:rStyle w:val="Hyperlink"/>
@@ -13099,7 +13099,7 @@
         </w:rPr>
         <w:t xml:space="preserve">出處：</w:t>
       </w:r>
-      <w:hyperlink w:history="1" r:id="rIdfcbvbj8qhqakwl57skqju">
+      <w:hyperlink w:history="1" r:id="rIdxxgzk8jmn14u6jjmov4hp">
         <w:r>
           <w:rPr>
             <w:rStyle w:val="Hyperlink"/>
@@ -13175,7 +13175,7 @@
         </w:rPr>
         <w:t xml:space="preserve">出處：</w:t>
       </w:r>
-      <w:hyperlink w:history="1" r:id="rId5f3n1jnuko4b3ocq_81mu">
+      <w:hyperlink w:history="1" r:id="rIdywkorx7xnpyzxekagk2xt">
         <w:r>
           <w:rPr>
             <w:rStyle w:val="Hyperlink"/>
@@ -13251,7 +13251,7 @@
         </w:rPr>
         <w:t xml:space="preserve">出處：</w:t>
       </w:r>
-      <w:hyperlink w:history="1" r:id="rId7qzc9jkdfvrrcb7yfjci5">
+      <w:hyperlink w:history="1" r:id="rIdtksafiyil_ia8j3mn15mk">
         <w:r>
           <w:rPr>
             <w:rStyle w:val="Hyperlink"/>
@@ -13327,7 +13327,7 @@
         </w:rPr>
         <w:t xml:space="preserve">出處：</w:t>
       </w:r>
-      <w:hyperlink w:history="1" r:id="rIdydcz5bu9qn07hftzktwaq">
+      <w:hyperlink w:history="1" r:id="rIdhrpgo7fb4squiob9ozmpj">
         <w:r>
           <w:rPr>
             <w:rStyle w:val="Hyperlink"/>
@@ -13403,7 +13403,7 @@
         </w:rPr>
         <w:t xml:space="preserve">出處：</w:t>
       </w:r>
-      <w:hyperlink w:history="1" r:id="rIdulx-xtami-sulsopfxxjj">
+      <w:hyperlink w:history="1" r:id="rIdzomuekgdfihcu2pcf9emy">
         <w:r>
           <w:rPr>
             <w:rStyle w:val="Hyperlink"/>
@@ -13479,7 +13479,7 @@
         </w:rPr>
         <w:t xml:space="preserve">出處：</w:t>
       </w:r>
-      <w:hyperlink w:history="1" r:id="rIdf2lcz8arotprpqrdgwoku">
+      <w:hyperlink w:history="1" r:id="rIdahblx0mjghko4ynizg_yw">
         <w:r>
           <w:rPr>
             <w:rStyle w:val="Hyperlink"/>
@@ -13555,7 +13555,7 @@
         </w:rPr>
         <w:t xml:space="preserve">出處：</w:t>
       </w:r>
-      <w:hyperlink w:history="1" r:id="rIdfy16ooufq9yaru12jz-ho">
+      <w:hyperlink w:history="1" r:id="rIdz6vqcxf-rloloagtlnby2">
         <w:r>
           <w:rPr>
             <w:rStyle w:val="Hyperlink"/>
@@ -13631,7 +13631,7 @@
         </w:rPr>
         <w:t xml:space="preserve">出處：</w:t>
       </w:r>
-      <w:hyperlink w:history="1" r:id="rIdg_gn_vcnlotkddbvr60wd">
+      <w:hyperlink w:history="1" r:id="rIdoz2fa9hd9xemtalz9wvra">
         <w:r>
           <w:rPr>
             <w:rStyle w:val="Hyperlink"/>
@@ -13707,7 +13707,7 @@
         </w:rPr>
         <w:t xml:space="preserve">出處：</w:t>
       </w:r>
-      <w:hyperlink w:history="1" r:id="rIdyevhmyqambw5xozxori_m">
+      <w:hyperlink w:history="1" r:id="rId5qfvvbkxsl1mbii-uuh9s">
         <w:r>
           <w:rPr>
             <w:rStyle w:val="Hyperlink"/>
@@ -13783,7 +13783,7 @@
         </w:rPr>
         <w:t xml:space="preserve">出處：</w:t>
       </w:r>
-      <w:hyperlink w:history="1" r:id="rIdk1mvskosuv6atpd-c5mst">
+      <w:hyperlink w:history="1" r:id="rIdcpesjy9zdwtjmzlmvcpnw">
         <w:r>
           <w:rPr>
             <w:rStyle w:val="Hyperlink"/>
@@ -13859,7 +13859,7 @@
         </w:rPr>
         <w:t xml:space="preserve">出處：</w:t>
       </w:r>
-      <w:hyperlink w:history="1" r:id="rId_ebvdqwb7me8taotnshu7">
+      <w:hyperlink w:history="1" r:id="rIdtp5l8hur2dzmodov3o07d">
         <w:r>
           <w:rPr>
             <w:rStyle w:val="Hyperlink"/>
@@ -13935,7 +13935,7 @@
         </w:rPr>
         <w:t xml:space="preserve">出處：</w:t>
       </w:r>
-      <w:hyperlink w:history="1" r:id="rIdqsifdbwtdjr8gqf-fxlat">
+      <w:hyperlink w:history="1" r:id="rIdyetu_4bgur3iadlxoltyh">
         <w:r>
           <w:rPr>
             <w:rStyle w:val="Hyperlink"/>
@@ -14011,7 +14011,7 @@
         </w:rPr>
         <w:t xml:space="preserve">出處：</w:t>
       </w:r>
-      <w:hyperlink w:history="1" r:id="rIdt7h_ng9e_pdh99e2mrzpf">
+      <w:hyperlink w:history="1" r:id="rIdawvgqylqhzsrdvnxdzsjj">
         <w:r>
           <w:rPr>
             <w:rStyle w:val="Hyperlink"/>
@@ -14087,7 +14087,7 @@
         </w:rPr>
         <w:t xml:space="preserve">出處：</w:t>
       </w:r>
-      <w:hyperlink w:history="1" r:id="rId1zxdcprxeoww-d9lvfkje">
+      <w:hyperlink w:history="1" r:id="rIdsujfjah_1bka7y4r0kcze">
         <w:r>
           <w:rPr>
             <w:rStyle w:val="Hyperlink"/>
@@ -14163,7 +14163,7 @@
         </w:rPr>
         <w:t xml:space="preserve">出處：</w:t>
       </w:r>
-      <w:hyperlink w:history="1" r:id="rIdu0-p0bmtwgf-qqxfflvd_">
+      <w:hyperlink w:history="1" r:id="rIdp9-jtwfxaupuxssm3rfjo">
         <w:r>
           <w:rPr>
             <w:rStyle w:val="Hyperlink"/>
@@ -14239,7 +14239,7 @@
         </w:rPr>
         <w:t xml:space="preserve">出處：</w:t>
       </w:r>
-      <w:hyperlink w:history="1" r:id="rIdd_jf3gsdfjioqba03ablj">
+      <w:hyperlink w:history="1" r:id="rIdah7p5nixyv19u9thg9_fj">
         <w:r>
           <w:rPr>
             <w:rStyle w:val="Hyperlink"/>
@@ -14315,7 +14315,7 @@
         </w:rPr>
         <w:t xml:space="preserve">出處：</w:t>
       </w:r>
-      <w:hyperlink w:history="1" r:id="rIdt1914m0z0cwl-ibqq-i-d">
+      <w:hyperlink w:history="1" r:id="rId78pqwkwhuaozpsaot33he">
         <w:r>
           <w:rPr>
             <w:rStyle w:val="Hyperlink"/>
@@ -14391,7 +14391,7 @@
         </w:rPr>
         <w:t xml:space="preserve">出處：</w:t>
       </w:r>
-      <w:hyperlink w:history="1" r:id="rIde7seew-dtaxcqcmgryex5">
+      <w:hyperlink w:history="1" r:id="rId9wlgtgcwa6b8nqcecbgtq">
         <w:r>
           <w:rPr>
             <w:rStyle w:val="Hyperlink"/>
@@ -14467,7 +14467,7 @@
         </w:rPr>
         <w:t xml:space="preserve">出處：</w:t>
       </w:r>
-      <w:hyperlink w:history="1" r:id="rIdg-mwbdudqfl-qn3mvk9vw">
+      <w:hyperlink w:history="1" r:id="rIdrcpzrpe_1gzxfu0tl_8q-">
         <w:r>
           <w:rPr>
             <w:rStyle w:val="Hyperlink"/>
@@ -14559,7 +14559,7 @@
         </w:rPr>
         <w:t xml:space="preserve">出處：</w:t>
       </w:r>
-      <w:hyperlink w:history="1" r:id="rIdfblas3sm-c79muz5g-bjs">
+      <w:hyperlink w:history="1" r:id="rIdzmm1udeklzktbcchikyze">
         <w:r>
           <w:rPr>
             <w:rStyle w:val="Hyperlink"/>
@@ -14635,7 +14635,7 @@
         </w:rPr>
         <w:t xml:space="preserve">出處：</w:t>
       </w:r>
-      <w:hyperlink w:history="1" r:id="rIdj-cqyowdynwiil6t-cthx">
+      <w:hyperlink w:history="1" r:id="rIdlg9djrbgrmshytsu_94sf">
         <w:r>
           <w:rPr>
             <w:rStyle w:val="Hyperlink"/>
@@ -14711,7 +14711,7 @@
         </w:rPr>
         <w:t xml:space="preserve">出處：</w:t>
       </w:r>
-      <w:hyperlink w:history="1" r:id="rIdzzapdr0zn4q-1cprqmsb8">
+      <w:hyperlink w:history="1" r:id="rIdtwnkgmoiyvk59rw0xun_p">
         <w:r>
           <w:rPr>
             <w:rStyle w:val="Hyperlink"/>
@@ -14787,7 +14787,7 @@
         </w:rPr>
         <w:t xml:space="preserve">出處：</w:t>
       </w:r>
-      <w:hyperlink w:history="1" r:id="rIdzmlufneysnbhtdd5p2caq">
+      <w:hyperlink w:history="1" r:id="rIddw6kexaqd1ttzysrvyd2z">
         <w:r>
           <w:rPr>
             <w:rStyle w:val="Hyperlink"/>
@@ -14863,7 +14863,7 @@
         </w:rPr>
         <w:t xml:space="preserve">出處：</w:t>
       </w:r>
-      <w:hyperlink w:history="1" r:id="rIduvquperpgxk_3ucqbgyvn">
+      <w:hyperlink w:history="1" r:id="rId7voagze2mnu6knk3sd90s">
         <w:r>
           <w:rPr>
             <w:rStyle w:val="Hyperlink"/>
@@ -14939,7 +14939,7 @@
         </w:rPr>
         <w:t xml:space="preserve">出處：</w:t>
       </w:r>
-      <w:hyperlink w:history="1" r:id="rIdwg1lf83qds7toyi7gq8vs">
+      <w:hyperlink w:history="1" r:id="rId9p7zangnuwzzqqzanv4vi">
         <w:r>
           <w:rPr>
             <w:rStyle w:val="Hyperlink"/>
@@ -15015,7 +15015,7 @@
         </w:rPr>
         <w:t xml:space="preserve">出處：</w:t>
       </w:r>
-      <w:hyperlink w:history="1" r:id="rIdzm2va3bxpk49-d-h54z8u">
+      <w:hyperlink w:history="1" r:id="rIder07pu15vdoelpcmh67ir">
         <w:r>
           <w:rPr>
             <w:rStyle w:val="Hyperlink"/>
@@ -15091,7 +15091,7 @@
         </w:rPr>
         <w:t xml:space="preserve">出處：</w:t>
       </w:r>
-      <w:hyperlink w:history="1" r:id="rIds3d7ryzs3ewcbv_s7ah-k">
+      <w:hyperlink w:history="1" r:id="rIdxlrt5kqkfvihxjzu9rvsw">
         <w:r>
           <w:rPr>
             <w:rStyle w:val="Hyperlink"/>
@@ -15167,7 +15167,7 @@
         </w:rPr>
         <w:t xml:space="preserve">出處：</w:t>
       </w:r>
-      <w:hyperlink w:history="1" r:id="rIdbdribzbzxc70eshtkx8jz">
+      <w:hyperlink w:history="1" r:id="rIdstmmw-akzxzg5ohaluohe">
         <w:r>
           <w:rPr>
             <w:rStyle w:val="Hyperlink"/>
@@ -15243,7 +15243,7 @@
         </w:rPr>
         <w:t xml:space="preserve">出處：</w:t>
       </w:r>
-      <w:hyperlink w:history="1" r:id="rId3sd4yvpejgtmofffxlizm">
+      <w:hyperlink w:history="1" r:id="rIdcmhe9qvvupa31cpbea4xp">
         <w:r>
           <w:rPr>
             <w:rStyle w:val="Hyperlink"/>
@@ -15319,7 +15319,7 @@
         </w:rPr>
         <w:t xml:space="preserve">出處：</w:t>
       </w:r>
-      <w:hyperlink w:history="1" r:id="rIdcakzvux_uppkcjgdk9v3t">
+      <w:hyperlink w:history="1" r:id="rIdejuxit0dqcoy8snzwnwmh">
         <w:r>
           <w:rPr>
             <w:rStyle w:val="Hyperlink"/>
@@ -15395,7 +15395,7 @@
         </w:rPr>
         <w:t xml:space="preserve">出處：</w:t>
       </w:r>
-      <w:hyperlink w:history="1" r:id="rIdrxqtkr9wnzmkhimnuymgc">
+      <w:hyperlink w:history="1" r:id="rIdmneelmwijb2bsyvgrpuer">
         <w:r>
           <w:rPr>
             <w:rStyle w:val="Hyperlink"/>
@@ -15471,7 +15471,7 @@
         </w:rPr>
         <w:t xml:space="preserve">出處：</w:t>
       </w:r>
-      <w:hyperlink w:history="1" r:id="rIdmdttuuvc-bfp4_5e7lotl">
+      <w:hyperlink w:history="1" r:id="rIdgtmilfoupkpe6klhx1rgt">
         <w:r>
           <w:rPr>
             <w:rStyle w:val="Hyperlink"/>
@@ -15547,7 +15547,7 @@
         </w:rPr>
         <w:t xml:space="preserve">出處：</w:t>
       </w:r>
-      <w:hyperlink w:history="1" r:id="rId_dr7_lqmnijvcc5irjyxw">
+      <w:hyperlink w:history="1" r:id="rIdmcr2spju8kja3ezf1tmdk">
         <w:r>
           <w:rPr>
             <w:rStyle w:val="Hyperlink"/>
@@ -15623,7 +15623,7 @@
         </w:rPr>
         <w:t xml:space="preserve">出處：</w:t>
       </w:r>
-      <w:hyperlink w:history="1" r:id="rIddllvvjrpsymylm9s1bipm">
+      <w:hyperlink w:history="1" r:id="rIdcotwrbdyqgdnceizebte1">
         <w:r>
           <w:rPr>
             <w:rStyle w:val="Hyperlink"/>
@@ -15699,7 +15699,7 @@
         </w:rPr>
         <w:t xml:space="preserve">出處：</w:t>
       </w:r>
-      <w:hyperlink w:history="1" r:id="rIdsse2lve7pdqknp-vz7qek">
+      <w:hyperlink w:history="1" r:id="rIdzhh-a1vzxn-xt1icrdswp">
         <w:r>
           <w:rPr>
             <w:rStyle w:val="Hyperlink"/>
@@ -15775,7 +15775,7 @@
         </w:rPr>
         <w:t xml:space="preserve">出處：</w:t>
       </w:r>
-      <w:hyperlink w:history="1" r:id="rIdegtkrp6jtfntjrjqnx0io">
+      <w:hyperlink w:history="1" r:id="rId7qjrt2suku4s_ry2egoc3">
         <w:r>
           <w:rPr>
             <w:rStyle w:val="Hyperlink"/>
@@ -15851,7 +15851,7 @@
         </w:rPr>
         <w:t xml:space="preserve">出處：</w:t>
       </w:r>
-      <w:hyperlink w:history="1" r:id="rIdbxhbom8jw4xbnuhko7wbq">
+      <w:hyperlink w:history="1" r:id="rIds3gjk4zouztc6aco9buii">
         <w:r>
           <w:rPr>
             <w:rStyle w:val="Hyperlink"/>
@@ -15927,7 +15927,7 @@
         </w:rPr>
         <w:t xml:space="preserve">出處：</w:t>
       </w:r>
-      <w:hyperlink w:history="1" r:id="rId1_vy6iwnf8zms0tjx3a9w">
+      <w:hyperlink w:history="1" r:id="rIdpgdhp-smewx6eoohov14a">
         <w:r>
           <w:rPr>
             <w:rStyle w:val="Hyperlink"/>
@@ -16003,7 +16003,7 @@
         </w:rPr>
         <w:t xml:space="preserve">出處：</w:t>
       </w:r>
-      <w:hyperlink w:history="1" r:id="rIdkoimcebcad4xdgygccsn8">
+      <w:hyperlink w:history="1" r:id="rIdgv6_hjnwspq-qaxp6uxut">
         <w:r>
           <w:rPr>
             <w:rStyle w:val="Hyperlink"/>
@@ -16079,7 +16079,7 @@
         </w:rPr>
         <w:t xml:space="preserve">出處：</w:t>
       </w:r>
-      <w:hyperlink w:history="1" r:id="rIdz8iod_erv4m1mr0masp3x">
+      <w:hyperlink w:history="1" r:id="rIdemjregrpolfrjfaxu1h_s">
         <w:r>
           <w:rPr>
             <w:rStyle w:val="Hyperlink"/>
@@ -16155,7 +16155,7 @@
         </w:rPr>
         <w:t xml:space="preserve">出處：</w:t>
       </w:r>
-      <w:hyperlink w:history="1" r:id="rIddhdc_fiy_paaaoeqk0m5v">
+      <w:hyperlink w:history="1" r:id="rIdhsmyxovc1feoilc_s5dgn">
         <w:r>
           <w:rPr>
             <w:rStyle w:val="Hyperlink"/>
@@ -16231,7 +16231,7 @@
         </w:rPr>
         <w:t xml:space="preserve">出處：</w:t>
       </w:r>
-      <w:hyperlink w:history="1" r:id="rIdj9vavmd35va56xy7j6ywq">
+      <w:hyperlink w:history="1" r:id="rId11z2ejufiynhqcelyxqox">
         <w:r>
           <w:rPr>
             <w:rStyle w:val="Hyperlink"/>
@@ -16307,7 +16307,7 @@
         </w:rPr>
         <w:t xml:space="preserve">出處：</w:t>
       </w:r>
-      <w:hyperlink w:history="1" r:id="rIdvpstlmrl3xnryihlfvuqt">
+      <w:hyperlink w:history="1" r:id="rIdqoaaundgddom2xh7uh2ek">
         <w:r>
           <w:rPr>
             <w:rStyle w:val="Hyperlink"/>
@@ -16383,7 +16383,7 @@
         </w:rPr>
         <w:t xml:space="preserve">出處：</w:t>
       </w:r>
-      <w:hyperlink w:history="1" r:id="rIdanq-_rpbn-pov65lxelm1">
+      <w:hyperlink w:history="1" r:id="rIdkdirzifesjxji4us0myf2">
         <w:r>
           <w:rPr>
             <w:rStyle w:val="Hyperlink"/>
@@ -16459,7 +16459,7 @@
         </w:rPr>
         <w:t xml:space="preserve">出處：</w:t>
       </w:r>
-      <w:hyperlink w:history="1" r:id="rIdmr-tklv6ccp4wjdjtpmko">
+      <w:hyperlink w:history="1" r:id="rIdyhqmkqwagtt1r5aflwa9j">
         <w:r>
           <w:rPr>
             <w:rStyle w:val="Hyperlink"/>
@@ -16535,7 +16535,7 @@
         </w:rPr>
         <w:t xml:space="preserve">出處：</w:t>
       </w:r>
-      <w:hyperlink w:history="1" r:id="rIdn3cz8lximky_avayq7ile">
+      <w:hyperlink w:history="1" r:id="rIdqozf_s45rducjzr6xc93l">
         <w:r>
           <w:rPr>
             <w:rStyle w:val="Hyperlink"/>
@@ -16611,7 +16611,7 @@
         </w:rPr>
         <w:t xml:space="preserve">出處：</w:t>
       </w:r>
-      <w:hyperlink w:history="1" r:id="rIdyc4syfvxrfyojjamhkudo">
+      <w:hyperlink w:history="1" r:id="rIdmzmhnudytxufy0c9wuci9">
         <w:r>
           <w:rPr>
             <w:rStyle w:val="Hyperlink"/>
@@ -16687,7 +16687,7 @@
         </w:rPr>
         <w:t xml:space="preserve">出處：</w:t>
       </w:r>
-      <w:hyperlink w:history="1" r:id="rIde4gwmhplueoollmlci3tk">
+      <w:hyperlink w:history="1" r:id="rIdnsm5-vua0hzxzn0tcas31">
         <w:r>
           <w:rPr>
             <w:rStyle w:val="Hyperlink"/>
@@ -16779,7 +16779,7 @@
         </w:rPr>
         <w:t xml:space="preserve">出處：</w:t>
       </w:r>
-      <w:hyperlink w:history="1" r:id="rIdoweruulbhr7yuywzpm_vw">
+      <w:hyperlink w:history="1" r:id="rIdd1iqumkw5y1g3i81vg-e3">
         <w:r>
           <w:rPr>
             <w:rStyle w:val="Hyperlink"/>
@@ -16855,7 +16855,7 @@
         </w:rPr>
         <w:t xml:space="preserve">出處：</w:t>
       </w:r>
-      <w:hyperlink w:history="1" r:id="rIdh-5mapzoidhawud-vd1qz">
+      <w:hyperlink w:history="1" r:id="rIdtkvldx-kjhkfeq-rvfhnh">
         <w:r>
           <w:rPr>
             <w:rStyle w:val="Hyperlink"/>
@@ -16931,7 +16931,7 @@
         </w:rPr>
         <w:t xml:space="preserve">出處：</w:t>
       </w:r>
-      <w:hyperlink w:history="1" r:id="rIdrrce3hdbhnw5ueqnomfih">
+      <w:hyperlink w:history="1" r:id="rIddnclgtsnzvzsbmjq5bfev">
         <w:r>
           <w:rPr>
             <w:rStyle w:val="Hyperlink"/>
@@ -17007,7 +17007,7 @@
         </w:rPr>
         <w:t xml:space="preserve">出處：</w:t>
       </w:r>
-      <w:hyperlink w:history="1" r:id="rIdfhwu4li_t16hudhyxiomy">
+      <w:hyperlink w:history="1" r:id="rIdgtxs6dfnqcjthexjmq1gw">
         <w:r>
           <w:rPr>
             <w:rStyle w:val="Hyperlink"/>
@@ -17083,7 +17083,7 @@
         </w:rPr>
         <w:t xml:space="preserve">出處：</w:t>
       </w:r>
-      <w:hyperlink w:history="1" r:id="rIddttp_cukjtqrcvypq9gam">
+      <w:hyperlink w:history="1" r:id="rIdglovrfd6314nqjrqtsvar">
         <w:r>
           <w:rPr>
             <w:rStyle w:val="Hyperlink"/>
@@ -17159,7 +17159,7 @@
         </w:rPr>
         <w:t xml:space="preserve">出處：</w:t>
       </w:r>
-      <w:hyperlink w:history="1" r:id="rId3ysnmmbuyv5zzl2whscmm">
+      <w:hyperlink w:history="1" r:id="rId3ekt0vqakb38eu8xu0abn">
         <w:r>
           <w:rPr>
             <w:rStyle w:val="Hyperlink"/>
@@ -17235,7 +17235,7 @@
         </w:rPr>
         <w:t xml:space="preserve">出處：</w:t>
       </w:r>
-      <w:hyperlink w:history="1" r:id="rIdz2mqeerycx6idrtbgaaee">
+      <w:hyperlink w:history="1" r:id="rIdrjfetjlro49wwrqscc-qs">
         <w:r>
           <w:rPr>
             <w:rStyle w:val="Hyperlink"/>
@@ -17311,7 +17311,7 @@
         </w:rPr>
         <w:t xml:space="preserve">出處：</w:t>
       </w:r>
-      <w:hyperlink w:history="1" r:id="rIdxwl7w8qdmkfaeuztwhohz">
+      <w:hyperlink w:history="1" r:id="rIdzyepclbfw5obvpqzfoswr">
         <w:r>
           <w:rPr>
             <w:rStyle w:val="Hyperlink"/>
@@ -17387,7 +17387,7 @@
         </w:rPr>
         <w:t xml:space="preserve">出處：</w:t>
       </w:r>
-      <w:hyperlink w:history="1" r:id="rIdrkwhmaqa-9w9wulhwlsbr">
+      <w:hyperlink w:history="1" r:id="rIdfrlqouwplx8kpesbrc_ny">
         <w:r>
           <w:rPr>
             <w:rStyle w:val="Hyperlink"/>
@@ -17463,7 +17463,7 @@
         </w:rPr>
         <w:t xml:space="preserve">出處：</w:t>
       </w:r>
-      <w:hyperlink w:history="1" r:id="rIdizonr4iwrx-4bnywwel6l">
+      <w:hyperlink w:history="1" r:id="rIdxrs7kokouqrxdgyxvhi_5">
         <w:r>
           <w:rPr>
             <w:rStyle w:val="Hyperlink"/>
@@ -17539,7 +17539,7 @@
         </w:rPr>
         <w:t xml:space="preserve">出處：</w:t>
       </w:r>
-      <w:hyperlink w:history="1" r:id="rId19mux3begsgn1uwxgrawt">
+      <w:hyperlink w:history="1" r:id="rIdy5gfjjsxdz8a0buan_ifu">
         <w:r>
           <w:rPr>
             <w:rStyle w:val="Hyperlink"/>
@@ -17615,7 +17615,7 @@
         </w:rPr>
         <w:t xml:space="preserve">出處：</w:t>
       </w:r>
-      <w:hyperlink w:history="1" r:id="rIdlx-gxwb0slr6vscp_3vta">
+      <w:hyperlink w:history="1" r:id="rIdpl1mxfjldlw3nqmtaz2m-">
         <w:r>
           <w:rPr>
             <w:rStyle w:val="Hyperlink"/>
@@ -17691,7 +17691,7 @@
         </w:rPr>
         <w:t xml:space="preserve">出處：</w:t>
       </w:r>
-      <w:hyperlink w:history="1" r:id="rIdlxhnrqsu7-2wj5hz8wmsm">
+      <w:hyperlink w:history="1" r:id="rId2d6iv4uvk4jgotqwu6dkf">
         <w:r>
           <w:rPr>
             <w:rStyle w:val="Hyperlink"/>
@@ -17767,7 +17767,7 @@
         </w:rPr>
         <w:t xml:space="preserve">出處：</w:t>
       </w:r>
-      <w:hyperlink w:history="1" r:id="rId4fpofskd1soqdywrf6hlh">
+      <w:hyperlink w:history="1" r:id="rIdjuqfdl9vd73dqlvyp7euz">
         <w:r>
           <w:rPr>
             <w:rStyle w:val="Hyperlink"/>
@@ -17843,7 +17843,7 @@
         </w:rPr>
         <w:t xml:space="preserve">出處：</w:t>
       </w:r>
-      <w:hyperlink w:history="1" r:id="rIduslvcpbqqtpohziodxpll">
+      <w:hyperlink w:history="1" r:id="rIdrnkcjoeom1thu0qqxv7h8">
         <w:r>
           <w:rPr>
             <w:rStyle w:val="Hyperlink"/>
@@ -17919,7 +17919,7 @@
         </w:rPr>
         <w:t xml:space="preserve">出處：</w:t>
       </w:r>
-      <w:hyperlink w:history="1" r:id="rIdyvhpu5psobtlxo8agpfpx">
+      <w:hyperlink w:history="1" r:id="rIdgak7ul1_ww-dh7qkjok06">
         <w:r>
           <w:rPr>
             <w:rStyle w:val="Hyperlink"/>
@@ -17995,7 +17995,7 @@
         </w:rPr>
         <w:t xml:space="preserve">出處：</w:t>
       </w:r>
-      <w:hyperlink w:history="1" r:id="rIdxhxxx6ohqrzheoobefihe">
+      <w:hyperlink w:history="1" r:id="rIdc7c8v5mctizc0y_ncjqz7">
         <w:r>
           <w:rPr>
             <w:rStyle w:val="Hyperlink"/>
@@ -18071,7 +18071,7 @@
         </w:rPr>
         <w:t xml:space="preserve">出處：</w:t>
       </w:r>
-      <w:hyperlink w:history="1" r:id="rIdofyvrt2eb7yixn5uirvck">
+      <w:hyperlink w:history="1" r:id="rIdi6dj8frqqtjic9mwda8c9">
         <w:r>
           <w:rPr>
             <w:rStyle w:val="Hyperlink"/>
@@ -18147,7 +18147,7 @@
         </w:rPr>
         <w:t xml:space="preserve">出處：</w:t>
       </w:r>
-      <w:hyperlink w:history="1" r:id="rIdy65v-tval-iu5jfvta5ob">
+      <w:hyperlink w:history="1" r:id="rId2fiu6kszz-sviu17gdchr">
         <w:r>
           <w:rPr>
             <w:rStyle w:val="Hyperlink"/>
@@ -18223,7 +18223,7 @@
         </w:rPr>
         <w:t xml:space="preserve">出處：</w:t>
       </w:r>
-      <w:hyperlink w:history="1" r:id="rIdsue7jbipskczzhjjoop7l">
+      <w:hyperlink w:history="1" r:id="rIdhdobphvf5nzwyz06dx53u">
         <w:r>
           <w:rPr>
             <w:rStyle w:val="Hyperlink"/>
@@ -18299,7 +18299,7 @@
         </w:rPr>
         <w:t xml:space="preserve">出處：</w:t>
       </w:r>
-      <w:hyperlink w:history="1" r:id="rId1yachh6rcmh-5_uxmobbp">
+      <w:hyperlink w:history="1" r:id="rIdqa2rhj3tukf74budw_jpz">
         <w:r>
           <w:rPr>
             <w:rStyle w:val="Hyperlink"/>
@@ -18375,7 +18375,7 @@
         </w:rPr>
         <w:t xml:space="preserve">出處：</w:t>
       </w:r>
-      <w:hyperlink w:history="1" r:id="rIdqeuk-6klryr_dqznf0giy">
+      <w:hyperlink w:history="1" r:id="rIdhvf2f3j00zbfkwbsk2xfo">
         <w:r>
           <w:rPr>
             <w:rStyle w:val="Hyperlink"/>
@@ -18451,7 +18451,7 @@
         </w:rPr>
         <w:t xml:space="preserve">出處：</w:t>
       </w:r>
-      <w:hyperlink w:history="1" r:id="rId3dbfeyxmbjewadydc7a8u">
+      <w:hyperlink w:history="1" r:id="rIdudqx-rhxhoyhayc0cpdjc">
         <w:r>
           <w:rPr>
             <w:rStyle w:val="Hyperlink"/>
@@ -18527,7 +18527,7 @@
         </w:rPr>
         <w:t xml:space="preserve">出處：</w:t>
       </w:r>
-      <w:hyperlink w:history="1" r:id="rIdtnyaly2w6nctc5hdqpoxk">
+      <w:hyperlink w:history="1" r:id="rId_casq8j11liofgaet0cnw">
         <w:r>
           <w:rPr>
             <w:rStyle w:val="Hyperlink"/>
@@ -18603,7 +18603,7 @@
         </w:rPr>
         <w:t xml:space="preserve">出處：</w:t>
       </w:r>
-      <w:hyperlink w:history="1" r:id="rIds6fqsjftrmahalayxtsdx">
+      <w:hyperlink w:history="1" r:id="rIdzw3wq5zuioqexxmvbxm1d">
         <w:r>
           <w:rPr>
             <w:rStyle w:val="Hyperlink"/>
@@ -18679,7 +18679,7 @@
         </w:rPr>
         <w:t xml:space="preserve">出處：</w:t>
       </w:r>
-      <w:hyperlink w:history="1" r:id="rIde3obbnt5foybkahrfkp--">
+      <w:hyperlink w:history="1" r:id="rIdflo43ueu9q9llznfwutqz">
         <w:r>
           <w:rPr>
             <w:rStyle w:val="Hyperlink"/>
@@ -18755,7 +18755,7 @@
         </w:rPr>
         <w:t xml:space="preserve">出處：</w:t>
       </w:r>
-      <w:hyperlink w:history="1" r:id="rIdjsc0hhekp8lnr0xx2j0sm">
+      <w:hyperlink w:history="1" r:id="rId-fhxrl6gtbtzhz8vdvmka">
         <w:r>
           <w:rPr>
             <w:rStyle w:val="Hyperlink"/>
@@ -18831,7 +18831,7 @@
         </w:rPr>
         <w:t xml:space="preserve">出處：</w:t>
       </w:r>
-      <w:hyperlink w:history="1" r:id="rIdcrt4oe1dgqvwaxtuakq6b">
+      <w:hyperlink w:history="1" r:id="rIdx1-ey0s0v6vhslh9ekrtu">
         <w:r>
           <w:rPr>
             <w:rStyle w:val="Hyperlink"/>
@@ -18907,7 +18907,7 @@
         </w:rPr>
         <w:t xml:space="preserve">出處：</w:t>
       </w:r>
-      <w:hyperlink w:history="1" r:id="rIdo8vppwgy29cv5wuuh1q5t">
+      <w:hyperlink w:history="1" r:id="rId08qnivluexzfl9yqmwkmj">
         <w:r>
           <w:rPr>
             <w:rStyle w:val="Hyperlink"/>
@@ -18983,7 +18983,7 @@
         </w:rPr>
         <w:t xml:space="preserve">出處：</w:t>
       </w:r>
-      <w:hyperlink w:history="1" r:id="rIdw4cfqi4cc34alzdm73q4z">
+      <w:hyperlink w:history="1" r:id="rIdf5libsg82uohujewddrqk">
         <w:r>
           <w:rPr>
             <w:rStyle w:val="Hyperlink"/>
@@ -19059,7 +19059,7 @@
         </w:rPr>
         <w:t xml:space="preserve">出處：</w:t>
       </w:r>
-      <w:hyperlink w:history="1" r:id="rIdfby3gi_14beuiploj8myc">
+      <w:hyperlink w:history="1" r:id="rIdgqe_mqrgjp1bmondsnf05">
         <w:r>
           <w:rPr>
             <w:rStyle w:val="Hyperlink"/>
@@ -19135,7 +19135,7 @@
         </w:rPr>
         <w:t xml:space="preserve">出處：</w:t>
       </w:r>
-      <w:hyperlink w:history="1" r:id="rIdigqkxrfymb4i1uyi0dgkx">
+      <w:hyperlink w:history="1" r:id="rIdr2tuudgxkg7hncqy5p1ts">
         <w:r>
           <w:rPr>
             <w:rStyle w:val="Hyperlink"/>
@@ -19211,7 +19211,7 @@
         </w:rPr>
         <w:t xml:space="preserve">出處：</w:t>
       </w:r>
-      <w:hyperlink w:history="1" r:id="rIdtw9trf56odcrl6pxureei">
+      <w:hyperlink w:history="1" r:id="rIdhld77fj4sdpeyew4px9lc">
         <w:r>
           <w:rPr>
             <w:rStyle w:val="Hyperlink"/>
@@ -19287,7 +19287,7 @@
         </w:rPr>
         <w:t xml:space="preserve">出處：</w:t>
       </w:r>
-      <w:hyperlink w:history="1" r:id="rIdshnk5noch2bqoyi_ln0jy">
+      <w:hyperlink w:history="1" r:id="rIdzyl4y94yiplwhwfjpwvv6">
         <w:r>
           <w:rPr>
             <w:rStyle w:val="Hyperlink"/>
@@ -19363,7 +19363,7 @@
         </w:rPr>
         <w:t xml:space="preserve">出處：</w:t>
       </w:r>
-      <w:hyperlink w:history="1" r:id="rIdefo0hywf5l5i92wbgy9e6">
+      <w:hyperlink w:history="1" r:id="rIdfwprstn8op6nbjrrd5i79">
         <w:r>
           <w:rPr>
             <w:rStyle w:val="Hyperlink"/>
@@ -19455,7 +19455,7 @@
         </w:rPr>
         <w:t xml:space="preserve">出處：</w:t>
       </w:r>
-      <w:hyperlink w:history="1" r:id="rIdf_3k9x50y70h_ee_twvfc">
+      <w:hyperlink w:history="1" r:id="rIdhp70r3qgexlwbjgn_q5wm">
         <w:r>
           <w:rPr>
             <w:rStyle w:val="Hyperlink"/>
@@ -19531,7 +19531,7 @@
         </w:rPr>
         <w:t xml:space="preserve">出處：</w:t>
       </w:r>
-      <w:hyperlink w:history="1" r:id="rIdjeaslekn_bfzsvvu3pnyg">
+      <w:hyperlink w:history="1" r:id="rIdz06mwbrzbc0etaokhqskm">
         <w:r>
           <w:rPr>
             <w:rStyle w:val="Hyperlink"/>
@@ -19607,7 +19607,7 @@
         </w:rPr>
         <w:t xml:space="preserve">出處：</w:t>
       </w:r>
-      <w:hyperlink w:history="1" r:id="rIdwx57yrgnnse7pkmmotdkp">
+      <w:hyperlink w:history="1" r:id="rIdgvouxxzpauq5gd9abmxox">
         <w:r>
           <w:rPr>
             <w:rStyle w:val="Hyperlink"/>
@@ -19683,7 +19683,7 @@
         </w:rPr>
         <w:t xml:space="preserve">出處：</w:t>
       </w:r>
-      <w:hyperlink w:history="1" r:id="rIdtzhkowikyeb7owrhibpxx">
+      <w:hyperlink w:history="1" r:id="rIdf-nw9or4mzvud4e_-fhpr">
         <w:r>
           <w:rPr>
             <w:rStyle w:val="Hyperlink"/>
@@ -19759,7 +19759,7 @@
         </w:rPr>
         <w:t xml:space="preserve">出處：</w:t>
       </w:r>
-      <w:hyperlink w:history="1" r:id="rIdlbnshelghsz38xcki_cf-">
+      <w:hyperlink w:history="1" r:id="rIdwvr8khaqkwrw8pim3_jux">
         <w:r>
           <w:rPr>
             <w:rStyle w:val="Hyperlink"/>
@@ -19835,7 +19835,7 @@
         </w:rPr>
         <w:t xml:space="preserve">出處：</w:t>
       </w:r>
-      <w:hyperlink w:history="1" r:id="rIdmrxecxnsf4bo6obk46grb">
+      <w:hyperlink w:history="1" r:id="rIdvj0dfqqpzgkar5vdoe3yj">
         <w:r>
           <w:rPr>
             <w:rStyle w:val="Hyperlink"/>
@@ -19911,7 +19911,7 @@
         </w:rPr>
         <w:t xml:space="preserve">出處：</w:t>
       </w:r>
-      <w:hyperlink w:history="1" r:id="rIdv0x1oyf1mfmvhglktz40y">
+      <w:hyperlink w:history="1" r:id="rIdwtykixva53q_u_6w-0nbr">
         <w:r>
           <w:rPr>
             <w:rStyle w:val="Hyperlink"/>
@@ -19987,7 +19987,7 @@
         </w:rPr>
         <w:t xml:space="preserve">出處：</w:t>
       </w:r>
-      <w:hyperlink w:history="1" r:id="rId_2d0ybhk311qhutgw19aa">
+      <w:hyperlink w:history="1" r:id="rIdgvz0h_bnm65kje4wvaqxu">
         <w:r>
           <w:rPr>
             <w:rStyle w:val="Hyperlink"/>
@@ -20063,7 +20063,7 @@
         </w:rPr>
         <w:t xml:space="preserve">出處：</w:t>
       </w:r>
-      <w:hyperlink w:history="1" r:id="rIddv6hynwr-ra-u2ykyowit">
+      <w:hyperlink w:history="1" r:id="rIdevemswi7-dbu20hmaqfae">
         <w:r>
           <w:rPr>
             <w:rStyle w:val="Hyperlink"/>
@@ -20139,7 +20139,7 @@
         </w:rPr>
         <w:t xml:space="preserve">出處：</w:t>
       </w:r>
-      <w:hyperlink w:history="1" r:id="rId9cye-fgx775qxbodsmiab">
+      <w:hyperlink w:history="1" r:id="rIddynyv91o7-rh81ugl76fq">
         <w:r>
           <w:rPr>
             <w:rStyle w:val="Hyperlink"/>
@@ -20215,7 +20215,7 @@
         </w:rPr>
         <w:t xml:space="preserve">出處：</w:t>
       </w:r>
-      <w:hyperlink w:history="1" r:id="rIdrr9fhrmxw55mst27pk9vl">
+      <w:hyperlink w:history="1" r:id="rIdvajeo1m1bktrnq7_p0opq">
         <w:r>
           <w:rPr>
             <w:rStyle w:val="Hyperlink"/>
@@ -20291,7 +20291,7 @@
         </w:rPr>
         <w:t xml:space="preserve">出處：</w:t>
       </w:r>
-      <w:hyperlink w:history="1" r:id="rIdhmezj0lfhyjyilykseliz">
+      <w:hyperlink w:history="1" r:id="rIdefwkjjglmlhuooohk7kxf">
         <w:r>
           <w:rPr>
             <w:rStyle w:val="Hyperlink"/>
@@ -20367,7 +20367,7 @@
         </w:rPr>
         <w:t xml:space="preserve">出處：</w:t>
       </w:r>
-      <w:hyperlink w:history="1" r:id="rId5ywidltjdsdq8zqe0jm5-">
+      <w:hyperlink w:history="1" r:id="rIdlon8avhq8vo6igslizdcg">
         <w:r>
           <w:rPr>
             <w:rStyle w:val="Hyperlink"/>
@@ -20443,7 +20443,7 @@
         </w:rPr>
         <w:t xml:space="preserve">出處：</w:t>
       </w:r>
-      <w:hyperlink w:history="1" r:id="rIdxh-g0xyo_s4cr8wsyilve">
+      <w:hyperlink w:history="1" r:id="rId-ixsqz0ojhzbcnqajjpx4">
         <w:r>
           <w:rPr>
             <w:rStyle w:val="Hyperlink"/>
@@ -20519,7 +20519,7 @@
         </w:rPr>
         <w:t xml:space="preserve">出處：</w:t>
       </w:r>
-      <w:hyperlink w:history="1" r:id="rIdgxqr13hzefretsj3jolno">
+      <w:hyperlink w:history="1" r:id="rIdp9lsgojuxxg57dtiw00bi">
         <w:r>
           <w:rPr>
             <w:rStyle w:val="Hyperlink"/>
@@ -20595,7 +20595,7 @@
         </w:rPr>
         <w:t xml:space="preserve">出處：</w:t>
       </w:r>
-      <w:hyperlink w:history="1" r:id="rIdabt7ahhz1__nd7namj6ff">
+      <w:hyperlink w:history="1" r:id="rIdiitp6qt89p28myaskym8r">
         <w:r>
           <w:rPr>
             <w:rStyle w:val="Hyperlink"/>
@@ -20671,7 +20671,7 @@
         </w:rPr>
         <w:t xml:space="preserve">出處：</w:t>
       </w:r>
-      <w:hyperlink w:history="1" r:id="rIdsvsz2mxmyxpnc3pda3ypc">
+      <w:hyperlink w:history="1" r:id="rIdml3ucntceuzofx5l6yeuk">
         <w:r>
           <w:rPr>
             <w:rStyle w:val="Hyperlink"/>
@@ -20747,7 +20747,7 @@
         </w:rPr>
         <w:t xml:space="preserve">出處：</w:t>
       </w:r>
-      <w:hyperlink w:history="1" r:id="rIdreueegdcbqovmngjo2c4q">
+      <w:hyperlink w:history="1" r:id="rIdns5utjib2p44qathugkoc">
         <w:r>
           <w:rPr>
             <w:rStyle w:val="Hyperlink"/>
@@ -20839,7 +20839,7 @@
         </w:rPr>
         <w:t xml:space="preserve">出處：</w:t>
       </w:r>
-      <w:hyperlink w:history="1" r:id="rIdhselbwqbgawn2x75ahlp7">
+      <w:hyperlink w:history="1" r:id="rIdoldodacm6uunkuftxxlxb">
         <w:r>
           <w:rPr>
             <w:rStyle w:val="Hyperlink"/>
@@ -20915,7 +20915,7 @@
         </w:rPr>
         <w:t xml:space="preserve">出處：</w:t>
       </w:r>
-      <w:hyperlink w:history="1" r:id="rIdf04rginw2co4am4xlv4ue">
+      <w:hyperlink w:history="1" r:id="rIdmftt1bpino2yzhky-rwc4">
         <w:r>
           <w:rPr>
             <w:rStyle w:val="Hyperlink"/>
@@ -20991,7 +20991,7 @@
         </w:rPr>
         <w:t xml:space="preserve">出處：</w:t>
       </w:r>
-      <w:hyperlink w:history="1" r:id="rIdmwhj4e8cr7to_vrch-qxe">
+      <w:hyperlink w:history="1" r:id="rIdubgoj7gymzsrpdxkh5gmv">
         <w:r>
           <w:rPr>
             <w:rStyle w:val="Hyperlink"/>
@@ -21067,7 +21067,7 @@
         </w:rPr>
         <w:t xml:space="preserve">出處：</w:t>
       </w:r>
-      <w:hyperlink w:history="1" r:id="rIdjjb_l-y-o5athk1ztlity">
+      <w:hyperlink w:history="1" r:id="rIdwhi6hld6pcygw1co35ohi">
         <w:r>
           <w:rPr>
             <w:rStyle w:val="Hyperlink"/>
@@ -21143,7 +21143,7 @@
         </w:rPr>
         <w:t xml:space="preserve">出處：</w:t>
       </w:r>
-      <w:hyperlink w:history="1" r:id="rIdbxxcwfq2iittt8gkjgp0m">
+      <w:hyperlink w:history="1" r:id="rIdt9gks0di12eiyxinr-qku">
         <w:r>
           <w:rPr>
             <w:rStyle w:val="Hyperlink"/>
@@ -21219,7 +21219,7 @@
         </w:rPr>
         <w:t xml:space="preserve">出處：</w:t>
       </w:r>
-      <w:hyperlink w:history="1" r:id="rIdpte8e-evs4sxd5-ynoe68">
+      <w:hyperlink w:history="1" r:id="rId3sgflbh7vmgxq0vpt0jnq">
         <w:r>
           <w:rPr>
             <w:rStyle w:val="Hyperlink"/>
@@ -21295,7 +21295,7 @@
         </w:rPr>
         <w:t xml:space="preserve">出處：</w:t>
       </w:r>
-      <w:hyperlink w:history="1" r:id="rIdolywg7hnzacqhzaej1reh">
+      <w:hyperlink w:history="1" r:id="rIdntcforzqiw1miblafah08">
         <w:r>
           <w:rPr>
             <w:rStyle w:val="Hyperlink"/>
@@ -21371,7 +21371,7 @@
         </w:rPr>
         <w:t xml:space="preserve">出處：</w:t>
       </w:r>
-      <w:hyperlink w:history="1" r:id="rIdyndao1yqbvzxjxcwae3ti">
+      <w:hyperlink w:history="1" r:id="rIdc-uetnl0oi9gwhbnpfolj">
         <w:r>
           <w:rPr>
             <w:rStyle w:val="Hyperlink"/>
@@ -21447,7 +21447,7 @@
         </w:rPr>
         <w:t xml:space="preserve">出處：</w:t>
       </w:r>
-      <w:hyperlink w:history="1" r:id="rId2b2q5sysehnfrj6my4dnt">
+      <w:hyperlink w:history="1" r:id="rId6r75ut_dvqyjx8yl8i2cc">
         <w:r>
           <w:rPr>
             <w:rStyle w:val="Hyperlink"/>
@@ -21523,7 +21523,7 @@
         </w:rPr>
         <w:t xml:space="preserve">出處：</w:t>
       </w:r>
-      <w:hyperlink w:history="1" r:id="rIdkpr689opw91s17epjoeov">
+      <w:hyperlink w:history="1" r:id="rIdpr2g4wauolypauohtc1ah">
         <w:r>
           <w:rPr>
             <w:rStyle w:val="Hyperlink"/>
@@ -21599,7 +21599,7 @@
         </w:rPr>
         <w:t xml:space="preserve">出處：</w:t>
       </w:r>
-      <w:hyperlink w:history="1" r:id="rIdplnaemzdx9owum3wudc6r">
+      <w:hyperlink w:history="1" r:id="rIdfbbyn6e8vbv0orzaruzsc">
         <w:r>
           <w:rPr>
             <w:rStyle w:val="Hyperlink"/>
@@ -21675,7 +21675,7 @@
         </w:rPr>
         <w:t xml:space="preserve">出處：</w:t>
       </w:r>
-      <w:hyperlink w:history="1" r:id="rIduefw2tc_a_mgayrpuomw1">
+      <w:hyperlink w:history="1" r:id="rIdalqiu31beojtu7esjputg">
         <w:r>
           <w:rPr>
             <w:rStyle w:val="Hyperlink"/>
@@ -21751,7 +21751,7 @@
         </w:rPr>
         <w:t xml:space="preserve">出處：</w:t>
       </w:r>
-      <w:hyperlink w:history="1" r:id="rId1rdo0olenqujtro1q63bc">
+      <w:hyperlink w:history="1" r:id="rIdqhz3w7ndsprea4fifg1or">
         <w:r>
           <w:rPr>
             <w:rStyle w:val="Hyperlink"/>
@@ -21827,7 +21827,7 @@
         </w:rPr>
         <w:t xml:space="preserve">出處：</w:t>
       </w:r>
-      <w:hyperlink w:history="1" r:id="rIdg4saobzfaphu6_xzg6fcd">
+      <w:hyperlink w:history="1" r:id="rIdbv6g-bf7twxqxybxl4tbe">
         <w:r>
           <w:rPr>
             <w:rStyle w:val="Hyperlink"/>
@@ -21903,7 +21903,7 @@
         </w:rPr>
         <w:t xml:space="preserve">出處：</w:t>
       </w:r>
-      <w:hyperlink w:history="1" r:id="rId-njolijpedxxh8wqcvxm2">
+      <w:hyperlink w:history="1" r:id="rIdf1i3aayctg7xg5iktc3nj">
         <w:r>
           <w:rPr>
             <w:rStyle w:val="Hyperlink"/>
@@ -21979,7 +21979,7 @@
         </w:rPr>
         <w:t xml:space="preserve">出處：</w:t>
       </w:r>
-      <w:hyperlink w:history="1" r:id="rId_qgvqvnjqoaddgyxxbojj">
+      <w:hyperlink w:history="1" r:id="rId9w5z2xlmjfyw1597wcmoy">
         <w:r>
           <w:rPr>
             <w:rStyle w:val="Hyperlink"/>
@@ -22055,7 +22055,7 @@
         </w:rPr>
         <w:t xml:space="preserve">出處：</w:t>
       </w:r>
-      <w:hyperlink w:history="1" r:id="rIdvgk_qnwoaqjpcrb5m2uft">
+      <w:hyperlink w:history="1" r:id="rIdpgeqt3f8xislwu2bjqqca">
         <w:r>
           <w:rPr>
             <w:rStyle w:val="Hyperlink"/>
@@ -22131,7 +22131,7 @@
         </w:rPr>
         <w:t xml:space="preserve">出處：</w:t>
       </w:r>
-      <w:hyperlink w:history="1" r:id="rIdnoakj1xybqubh_4j9le_5">
+      <w:hyperlink w:history="1" r:id="rId_lcei2v40ozyow6kds7at">
         <w:r>
           <w:rPr>
             <w:rStyle w:val="Hyperlink"/>
@@ -22207,7 +22207,7 @@
         </w:rPr>
         <w:t xml:space="preserve">出處：</w:t>
       </w:r>
-      <w:hyperlink w:history="1" r:id="rIdm0fou-3geqqo2o9k4tidv">
+      <w:hyperlink w:history="1" r:id="rId1oua8xvvnghli-zut2x3u">
         <w:r>
           <w:rPr>
             <w:rStyle w:val="Hyperlink"/>
@@ -22283,7 +22283,7 @@
         </w:rPr>
         <w:t xml:space="preserve">出處：</w:t>
       </w:r>
-      <w:hyperlink w:history="1" r:id="rIdosiyyyfqhz08-w8s667er">
+      <w:hyperlink w:history="1" r:id="rIdgcvcz10fdfvfxt-h16xez">
         <w:r>
           <w:rPr>
             <w:rStyle w:val="Hyperlink"/>
@@ -22359,7 +22359,7 @@
         </w:rPr>
         <w:t xml:space="preserve">出處：</w:t>
       </w:r>
-      <w:hyperlink w:history="1" r:id="rIdm4u5rc_bvfg9jvfcolxlt">
+      <w:hyperlink w:history="1" r:id="rIdjiz-vq3ow3wq9188-h8lu">
         <w:r>
           <w:rPr>
             <w:rStyle w:val="Hyperlink"/>
@@ -22435,7 +22435,7 @@
         </w:rPr>
         <w:t xml:space="preserve">出處：</w:t>
       </w:r>
-      <w:hyperlink w:history="1" r:id="rIdkvztzwqzt0c3ry4zcd-5m">
+      <w:hyperlink w:history="1" r:id="rIdbm906cayvso-qbn3salhw">
         <w:r>
           <w:rPr>
             <w:rStyle w:val="Hyperlink"/>
@@ -22511,7 +22511,7 @@
         </w:rPr>
         <w:t xml:space="preserve">出處：</w:t>
       </w:r>
-      <w:hyperlink w:history="1" r:id="rIdawsoqmib5e_lzwvnovsdj">
+      <w:hyperlink w:history="1" r:id="rIdr6z-g1t_skpifowywhkxw">
         <w:r>
           <w:rPr>
             <w:rStyle w:val="Hyperlink"/>
@@ -22587,7 +22587,7 @@
         </w:rPr>
         <w:t xml:space="preserve">出處：</w:t>
       </w:r>
-      <w:hyperlink w:history="1" r:id="rIdvga9y0oiipf3hf0mrs3gs">
+      <w:hyperlink w:history="1" r:id="rIdfpqygnny38wueptmez8n2">
         <w:r>
           <w:rPr>
             <w:rStyle w:val="Hyperlink"/>
@@ -22663,7 +22663,7 @@
         </w:rPr>
         <w:t xml:space="preserve">出處：</w:t>
       </w:r>
-      <w:hyperlink w:history="1" r:id="rIddlud__w3stibgus8abh4n">
+      <w:hyperlink w:history="1" r:id="rId1rw9-t2gqmbpwhejizbzn">
         <w:r>
           <w:rPr>
             <w:rStyle w:val="Hyperlink"/>
@@ -22739,7 +22739,7 @@
         </w:rPr>
         <w:t xml:space="preserve">出處：</w:t>
       </w:r>
-      <w:hyperlink w:history="1" r:id="rIdbgu6b9x_vqaew3hmjdxq6">
+      <w:hyperlink w:history="1" r:id="rIdz9q1lcjx4ijflibvbwohj">
         <w:r>
           <w:rPr>
             <w:rStyle w:val="Hyperlink"/>
@@ -22815,7 +22815,7 @@
         </w:rPr>
         <w:t xml:space="preserve">出處：</w:t>
       </w:r>
-      <w:hyperlink w:history="1" r:id="rId756lfo0xld3tkcrgyttp6">
+      <w:hyperlink w:history="1" r:id="rIdy0mhpmfk-qjecomtxo5-p">
         <w:r>
           <w:rPr>
             <w:rStyle w:val="Hyperlink"/>
@@ -22891,7 +22891,7 @@
         </w:rPr>
         <w:t xml:space="preserve">出處：</w:t>
       </w:r>
-      <w:hyperlink w:history="1" r:id="rIdnnjuyzyjzarluhgew0c8r">
+      <w:hyperlink w:history="1" r:id="rIdl-np3palejbtjyzlo0z7h">
         <w:r>
           <w:rPr>
             <w:rStyle w:val="Hyperlink"/>
@@ -22967,7 +22967,7 @@
         </w:rPr>
         <w:t xml:space="preserve">出處：</w:t>
       </w:r>
-      <w:hyperlink w:history="1" r:id="rIdjnj2cqu3pbbyut3s9xbns">
+      <w:hyperlink w:history="1" r:id="rIdavjyrndggkurvt1gz7gdl">
         <w:r>
           <w:rPr>
             <w:rStyle w:val="Hyperlink"/>
@@ -23043,7 +23043,7 @@
         </w:rPr>
         <w:t xml:space="preserve">出處：</w:t>
       </w:r>
-      <w:hyperlink w:history="1" r:id="rIdafl5tks3g14yrxb37alca">
+      <w:hyperlink w:history="1" r:id="rId3df5fmiyszymrr1afgfvb">
         <w:r>
           <w:rPr>
             <w:rStyle w:val="Hyperlink"/>
@@ -23119,7 +23119,7 @@
         </w:rPr>
         <w:t xml:space="preserve">出處：</w:t>
       </w:r>
-      <w:hyperlink w:history="1" r:id="rId21gh-9o5s6m2w1lurdntf">
+      <w:hyperlink w:history="1" r:id="rIdnjzd67ea62jxgsxf-7nly">
         <w:r>
           <w:rPr>
             <w:rStyle w:val="Hyperlink"/>
@@ -23195,7 +23195,7 @@
         </w:rPr>
         <w:t xml:space="preserve">出處：</w:t>
       </w:r>
-      <w:hyperlink w:history="1" r:id="rIdfayvylpmnavipuwy45eyw">
+      <w:hyperlink w:history="1" r:id="rIdekgs-ow8kd1z5xefinfvg">
         <w:r>
           <w:rPr>
             <w:rStyle w:val="Hyperlink"/>
@@ -23271,7 +23271,7 @@
         </w:rPr>
         <w:t xml:space="preserve">出處：</w:t>
       </w:r>
-      <w:hyperlink w:history="1" r:id="rIdovbkoebvon6akrrp8p-c_">
+      <w:hyperlink w:history="1" r:id="rIdyapntnxd_pc8quu7j5afi">
         <w:r>
           <w:rPr>
             <w:rStyle w:val="Hyperlink"/>
@@ -23347,7 +23347,7 @@
         </w:rPr>
         <w:t xml:space="preserve">出處：</w:t>
       </w:r>
-      <w:hyperlink w:history="1" r:id="rIdhmdz4jax_1h5ah2l3fkiq">
+      <w:hyperlink w:history="1" r:id="rIdw2tggvogp4or_llxlkioe">
         <w:r>
           <w:rPr>
             <w:rStyle w:val="Hyperlink"/>
@@ -23423,7 +23423,7 @@
         </w:rPr>
         <w:t xml:space="preserve">出處：</w:t>
       </w:r>
-      <w:hyperlink w:history="1" r:id="rIdkwv7pwsadhpoqknyhr0qc">
+      <w:hyperlink w:history="1" r:id="rIdob_l-rhii63k8agdjuyqq">
         <w:r>
           <w:rPr>
             <w:rStyle w:val="Hyperlink"/>
@@ -23499,7 +23499,7 @@
         </w:rPr>
         <w:t xml:space="preserve">出處：</w:t>
       </w:r>
-      <w:hyperlink w:history="1" r:id="rIdbak54i5xf43nxbzdk0pi9">
+      <w:hyperlink w:history="1" r:id="rId0hi20x0ftyeoo4ajez0nu">
         <w:r>
           <w:rPr>
             <w:rStyle w:val="Hyperlink"/>
@@ -23575,7 +23575,7 @@
         </w:rPr>
         <w:t xml:space="preserve">出處：</w:t>
       </w:r>
-      <w:hyperlink w:history="1" r:id="rIdfdjqjkz_dhsf1hppnmcfa">
+      <w:hyperlink w:history="1" r:id="rIdkixwtr4cblh7dzgghufpc">
         <w:r>
           <w:rPr>
             <w:rStyle w:val="Hyperlink"/>
@@ -23651,7 +23651,7 @@
         </w:rPr>
         <w:t xml:space="preserve">出處：</w:t>
       </w:r>
-      <w:hyperlink w:history="1" r:id="rIdtqjrg8hfz49sobqud0fnf">
+      <w:hyperlink w:history="1" r:id="rIdtbrj-z4qnxua6b83szz33">
         <w:r>
           <w:rPr>
             <w:rStyle w:val="Hyperlink"/>
@@ -23727,7 +23727,7 @@
         </w:rPr>
         <w:t xml:space="preserve">出處：</w:t>
       </w:r>
-      <w:hyperlink w:history="1" r:id="rIdlb8reabazm5ed4ajwomqv">
+      <w:hyperlink w:history="1" r:id="rId-qr51umnbu6l6bbkwyutg">
         <w:r>
           <w:rPr>
             <w:rStyle w:val="Hyperlink"/>
@@ -23803,7 +23803,7 @@
         </w:rPr>
         <w:t xml:space="preserve">出處：</w:t>
       </w:r>
-      <w:hyperlink w:history="1" r:id="rIduqx_p7vp8ux44ycx7aoqw">
+      <w:hyperlink w:history="1" r:id="rIdvgghcgkmara4avvwkq8zw">
         <w:r>
           <w:rPr>
             <w:rStyle w:val="Hyperlink"/>
@@ -23879,7 +23879,7 @@
         </w:rPr>
         <w:t xml:space="preserve">出處：</w:t>
       </w:r>
-      <w:hyperlink w:history="1" r:id="rIdjpkqy6giow6zqstspjypd">
+      <w:hyperlink w:history="1" r:id="rIdmnnim6z2xv2kkqmyk1z7a">
         <w:r>
           <w:rPr>
             <w:rStyle w:val="Hyperlink"/>
@@ -23955,7 +23955,7 @@
         </w:rPr>
         <w:t xml:space="preserve">出處：</w:t>
       </w:r>
-      <w:hyperlink w:history="1" r:id="rId4nkthrv9obw0tjljyakxt">
+      <w:hyperlink w:history="1" r:id="rIdcujo2fmtlhi0jymumns8y">
         <w:r>
           <w:rPr>
             <w:rStyle w:val="Hyperlink"/>
@@ -24031,7 +24031,7 @@
         </w:rPr>
         <w:t xml:space="preserve">出處：</w:t>
       </w:r>
-      <w:hyperlink w:history="1" r:id="rIdp4q6ddc0fex8v4i-znpuf">
+      <w:hyperlink w:history="1" r:id="rIdnclk1etzhma1mabjnwiu9">
         <w:r>
           <w:rPr>
             <w:rStyle w:val="Hyperlink"/>
@@ -24107,7 +24107,7 @@
         </w:rPr>
         <w:t xml:space="preserve">出處：</w:t>
       </w:r>
-      <w:hyperlink w:history="1" r:id="rIdh56ppdjqitsgal0gnez63">
+      <w:hyperlink w:history="1" r:id="rIdszi7ir1_cfpyib__4s6do">
         <w:r>
           <w:rPr>
             <w:rStyle w:val="Hyperlink"/>
@@ -24183,7 +24183,7 @@
         </w:rPr>
         <w:t xml:space="preserve">出處：</w:t>
       </w:r>
-      <w:hyperlink w:history="1" r:id="rId4j9xspnzlyyn93uf6ehhc">
+      <w:hyperlink w:history="1" r:id="rIduoglxmdyfjsjuh_ft8ot-">
         <w:r>
           <w:rPr>
             <w:rStyle w:val="Hyperlink"/>
@@ -24259,7 +24259,7 @@
         </w:rPr>
         <w:t xml:space="preserve">出處：</w:t>
       </w:r>
-      <w:hyperlink w:history="1" r:id="rId8ze15yrq8g974uxdxtqpd">
+      <w:hyperlink w:history="1" r:id="rIdjpmzlg1nvbstd8iqhq8yq">
         <w:r>
           <w:rPr>
             <w:rStyle w:val="Hyperlink"/>
@@ -24335,7 +24335,7 @@
         </w:rPr>
         <w:t xml:space="preserve">出處：</w:t>
       </w:r>
-      <w:hyperlink w:history="1" r:id="rId31e_tmxf9tysusybb33zu">
+      <w:hyperlink w:history="1" r:id="rIdo2e1jiq-7wwjnril4bvxa">
         <w:r>
           <w:rPr>
             <w:rStyle w:val="Hyperlink"/>
@@ -24411,7 +24411,7 @@
         </w:rPr>
         <w:t xml:space="preserve">出處：</w:t>
       </w:r>
-      <w:hyperlink w:history="1" r:id="rIddiofyjxpyeumuvficbogz">
+      <w:hyperlink w:history="1" r:id="rId_kykiw4v2-sqsellxbpaf">
         <w:r>
           <w:rPr>
             <w:rStyle w:val="Hyperlink"/>
@@ -24487,7 +24487,7 @@
         </w:rPr>
         <w:t xml:space="preserve">出處：</w:t>
       </w:r>
-      <w:hyperlink w:history="1" r:id="rIdwezbndcfzmkq23tfrc997">
+      <w:hyperlink w:history="1" r:id="rId2mxuqfrrxqufa4dtz4rn_">
         <w:r>
           <w:rPr>
             <w:rStyle w:val="Hyperlink"/>
@@ -24563,7 +24563,7 @@
         </w:rPr>
         <w:t xml:space="preserve">出處：</w:t>
       </w:r>
-      <w:hyperlink w:history="1" r:id="rIdwhtnljmndyzf82-v_lb3j">
+      <w:hyperlink w:history="1" r:id="rIdq3mzmkoqnkmzvuamgu9z6">
         <w:r>
           <w:rPr>
             <w:rStyle w:val="Hyperlink"/>
@@ -24639,7 +24639,7 @@
         </w:rPr>
         <w:t xml:space="preserve">出處：</w:t>
       </w:r>
-      <w:hyperlink w:history="1" r:id="rId3dfk4tfzbzjfgnadyzo99">
+      <w:hyperlink w:history="1" r:id="rId8yhj8cudz0fvzuj-bkqdk">
         <w:r>
           <w:rPr>
             <w:rStyle w:val="Hyperlink"/>
@@ -24715,7 +24715,7 @@
         </w:rPr>
         <w:t xml:space="preserve">出處：</w:t>
       </w:r>
-      <w:hyperlink w:history="1" r:id="rIdr8wolualjmp51wqd1yczm">
+      <w:hyperlink w:history="1" r:id="rIdpfzqfsch6pllpluwmn1oa">
         <w:r>
           <w:rPr>
             <w:rStyle w:val="Hyperlink"/>
@@ -24791,7 +24791,7 @@
         </w:rPr>
         <w:t xml:space="preserve">出處：</w:t>
       </w:r>
-      <w:hyperlink w:history="1" r:id="rIdp9dqosdxtkf0czuon5urt">
+      <w:hyperlink w:history="1" r:id="rIdzbe2wmvzvbf1t_detaf6n">
         <w:r>
           <w:rPr>
             <w:rStyle w:val="Hyperlink"/>
@@ -24867,7 +24867,7 @@
         </w:rPr>
         <w:t xml:space="preserve">出處：</w:t>
       </w:r>
-      <w:hyperlink w:history="1" r:id="rIdp_ofdtiwd0txjp-c0lcne">
+      <w:hyperlink w:history="1" r:id="rIdh-xg91f5cmihz9trw9atu">
         <w:r>
           <w:rPr>
             <w:rStyle w:val="Hyperlink"/>
@@ -24943,7 +24943,7 @@
         </w:rPr>
         <w:t xml:space="preserve">出處：</w:t>
       </w:r>
-      <w:hyperlink w:history="1" r:id="rIdocn3djg01e94rfs5y5v87">
+      <w:hyperlink w:history="1" r:id="rIdueo3dvsdxxzvh5brdawjn">
         <w:r>
           <w:rPr>
             <w:rStyle w:val="Hyperlink"/>
@@ -25035,7 +25035,7 @@
         </w:rPr>
         <w:t xml:space="preserve">出處：</w:t>
       </w:r>
-      <w:hyperlink w:history="1" r:id="rIdae8nnsjy4ee7m_muzwqcn">
+      <w:hyperlink w:history="1" r:id="rIddxncnpdcgh-m0aknq1gqk">
         <w:r>
           <w:rPr>
             <w:rStyle w:val="Hyperlink"/>
@@ -25111,7 +25111,7 @@
         </w:rPr>
         <w:t xml:space="preserve">出處：</w:t>
       </w:r>
-      <w:hyperlink w:history="1" r:id="rId5h2-zvvnsmbrfcgtmkrfp">
+      <w:hyperlink w:history="1" r:id="rIdhgzhif4htcm5b84vyypej">
         <w:r>
           <w:rPr>
             <w:rStyle w:val="Hyperlink"/>
@@ -25187,7 +25187,7 @@
         </w:rPr>
         <w:t xml:space="preserve">出處：</w:t>
       </w:r>
-      <w:hyperlink w:history="1" r:id="rIdm1zo3vlipscazx8o9bneg">
+      <w:hyperlink w:history="1" r:id="rId4kjkq6g7sguxc5bfmblwq">
         <w:r>
           <w:rPr>
             <w:rStyle w:val="Hyperlink"/>
@@ -25263,7 +25263,7 @@
         </w:rPr>
         <w:t xml:space="preserve">出處：</w:t>
       </w:r>
-      <w:hyperlink w:history="1" r:id="rIdcpbvfms0j84woe81zpie8">
+      <w:hyperlink w:history="1" r:id="rIdeo0udw6zwabyn8mp9tjzo">
         <w:r>
           <w:rPr>
             <w:rStyle w:val="Hyperlink"/>
@@ -25339,7 +25339,7 @@
         </w:rPr>
         <w:t xml:space="preserve">出處：</w:t>
       </w:r>
-      <w:hyperlink w:history="1" r:id="rIdxxfmf_delexfkfioube2o">
+      <w:hyperlink w:history="1" r:id="rIdtv2q9yj4no6jp86ezwqzc">
         <w:r>
           <w:rPr>
             <w:rStyle w:val="Hyperlink"/>
@@ -25415,7 +25415,7 @@
         </w:rPr>
         <w:t xml:space="preserve">出處：</w:t>
       </w:r>
-      <w:hyperlink w:history="1" r:id="rIdwpu--e8kfhfwlef1sgjjy">
+      <w:hyperlink w:history="1" r:id="rIdojp_svnbewmuu7eiunq3v">
         <w:r>
           <w:rPr>
             <w:rStyle w:val="Hyperlink"/>
@@ -25491,7 +25491,7 @@
         </w:rPr>
         <w:t xml:space="preserve">出處：</w:t>
       </w:r>
-      <w:hyperlink w:history="1" r:id="rIdfza350nwkck60ybhuvoru">
+      <w:hyperlink w:history="1" r:id="rId4a_-kioh5gnafxbs8_gj4">
         <w:r>
           <w:rPr>
             <w:rStyle w:val="Hyperlink"/>
@@ -25567,7 +25567,7 @@
         </w:rPr>
         <w:t xml:space="preserve">出處：</w:t>
       </w:r>
-      <w:hyperlink w:history="1" r:id="rIdurzqcjvdbndp_9yszslt0">
+      <w:hyperlink w:history="1" r:id="rIdwks0mi163avrnyhzupikx">
         <w:r>
           <w:rPr>
             <w:rStyle w:val="Hyperlink"/>
@@ -25643,7 +25643,7 @@
         </w:rPr>
         <w:t xml:space="preserve">出處：</w:t>
       </w:r>
-      <w:hyperlink w:history="1" r:id="rIdp74n7br54ncnob0zq_jlf">
+      <w:hyperlink w:history="1" r:id="rId6gzsafjqun9hb6pn4zqc8">
         <w:r>
           <w:rPr>
             <w:rStyle w:val="Hyperlink"/>
@@ -25719,7 +25719,7 @@
         </w:rPr>
         <w:t xml:space="preserve">出處：</w:t>
       </w:r>
-      <w:hyperlink w:history="1" r:id="rIdjgzrr0nrl_6ss73f7ho0v">
+      <w:hyperlink w:history="1" r:id="rIdhinqsi0urxrq7its0w5p0">
         <w:r>
           <w:rPr>
             <w:rStyle w:val="Hyperlink"/>
@@ -25795,7 +25795,7 @@
         </w:rPr>
         <w:t xml:space="preserve">出處：</w:t>
       </w:r>
-      <w:hyperlink w:history="1" r:id="rIdbieuipp6y_9uyhd05xwcd">
+      <w:hyperlink w:history="1" r:id="rIdf4h-4zltfhujh1vxvzzpx">
         <w:r>
           <w:rPr>
             <w:rStyle w:val="Hyperlink"/>
@@ -25871,7 +25871,7 @@
         </w:rPr>
         <w:t xml:space="preserve">出處：</w:t>
       </w:r>
-      <w:hyperlink w:history="1" r:id="rIdyv8iykjxdnhkylbgsmcu3">
+      <w:hyperlink w:history="1" r:id="rIdhgla0hlg58m06ak-pzrva">
         <w:r>
           <w:rPr>
             <w:rStyle w:val="Hyperlink"/>
@@ -25947,7 +25947,7 @@
         </w:rPr>
         <w:t xml:space="preserve">出處：</w:t>
       </w:r>
-      <w:hyperlink w:history="1" r:id="rIdygv6xiewrmen31izyiz5f">
+      <w:hyperlink w:history="1" r:id="rIdofayhs37rm6qmlhernpib">
         <w:r>
           <w:rPr>
             <w:rStyle w:val="Hyperlink"/>
@@ -26023,7 +26023,7 @@
         </w:rPr>
         <w:t xml:space="preserve">出處：</w:t>
       </w:r>
-      <w:hyperlink w:history="1" r:id="rIdgtgnyux2f4fsnrjijtopj">
+      <w:hyperlink w:history="1" r:id="rIdxlzajzki7hlrpvh9yv9mf">
         <w:r>
           <w:rPr>
             <w:rStyle w:val="Hyperlink"/>
@@ -26099,7 +26099,7 @@
         </w:rPr>
         <w:t xml:space="preserve">出處：</w:t>
       </w:r>
-      <w:hyperlink w:history="1" r:id="rIdtqgzhm6hnsgx-myqukyui">
+      <w:hyperlink w:history="1" r:id="rId6wvomiengqvvken-9ebae">
         <w:r>
           <w:rPr>
             <w:rStyle w:val="Hyperlink"/>
@@ -26175,7 +26175,7 @@
         </w:rPr>
         <w:t xml:space="preserve">出處：</w:t>
       </w:r>
-      <w:hyperlink w:history="1" r:id="rId-9xvupnml_amdgutdelim">
+      <w:hyperlink w:history="1" r:id="rIde8m7wzdn36d40yx32hurt">
         <w:r>
           <w:rPr>
             <w:rStyle w:val="Hyperlink"/>
@@ -26251,7 +26251,7 @@
         </w:rPr>
         <w:t xml:space="preserve">出處：</w:t>
       </w:r>
-      <w:hyperlink w:history="1" r:id="rIdtg-98ren4tgxfa21xk8g3">
+      <w:hyperlink w:history="1" r:id="rIdxxluffe2faae8dpggp67h">
         <w:r>
           <w:rPr>
             <w:rStyle w:val="Hyperlink"/>
@@ -26327,7 +26327,7 @@
         </w:rPr>
         <w:t xml:space="preserve">出處：</w:t>
       </w:r>
-      <w:hyperlink w:history="1" r:id="rIdthw1mpohdla2iq2irk833">
+      <w:hyperlink w:history="1" r:id="rIdubez8qdkgzqigryeo1mf7">
         <w:r>
           <w:rPr>
             <w:rStyle w:val="Hyperlink"/>
@@ -26403,7 +26403,7 @@
         </w:rPr>
         <w:t xml:space="preserve">出處：</w:t>
       </w:r>
-      <w:hyperlink w:history="1" r:id="rIdzfiwadnbo2u0fwalqa7kx">
+      <w:hyperlink w:history="1" r:id="rIdt6dbntkzqm7t1x8qftssq">
         <w:r>
           <w:rPr>
             <w:rStyle w:val="Hyperlink"/>
@@ -26479,7 +26479,7 @@
         </w:rPr>
         <w:t xml:space="preserve">出處：</w:t>
       </w:r>
-      <w:hyperlink w:history="1" r:id="rIdf4-2wjntkt_qdwl3yg6nr">
+      <w:hyperlink w:history="1" r:id="rId-pn9kktmzdcd1e_uezri_">
         <w:r>
           <w:rPr>
             <w:rStyle w:val="Hyperlink"/>
@@ -26555,7 +26555,7 @@
         </w:rPr>
         <w:t xml:space="preserve">出處：</w:t>
       </w:r>
-      <w:hyperlink w:history="1" r:id="rIdefipzw9othr-6osra_lwz">
+      <w:hyperlink w:history="1" r:id="rId9deetzqkw19mirxcccafs">
         <w:r>
           <w:rPr>
             <w:rStyle w:val="Hyperlink"/>
@@ -26631,7 +26631,7 @@
         </w:rPr>
         <w:t xml:space="preserve">出處：</w:t>
       </w:r>
-      <w:hyperlink w:history="1" r:id="rIdnhnehfw9y2chsyuazphv4">
+      <w:hyperlink w:history="1" r:id="rIdmat6xklc7mvt9puqpyzri">
         <w:r>
           <w:rPr>
             <w:rStyle w:val="Hyperlink"/>
@@ -26723,7 +26723,7 @@
         </w:rPr>
         <w:t xml:space="preserve">出處：</w:t>
       </w:r>
-      <w:hyperlink w:history="1" r:id="rIdlvszjor3dvwg9vogpwac7">
+      <w:hyperlink w:history="1" r:id="rIdxf_rrk8rwuqiceyng_-uh">
         <w:r>
           <w:rPr>
             <w:rStyle w:val="Hyperlink"/>
@@ -26799,7 +26799,7 @@
         </w:rPr>
         <w:t xml:space="preserve">出處：</w:t>
       </w:r>
-      <w:hyperlink w:history="1" r:id="rIdflkguywkipk9_p-gzzifx">
+      <w:hyperlink w:history="1" r:id="rIdjd9kpzx79bsck1n5lhjz3">
         <w:r>
           <w:rPr>
             <w:rStyle w:val="Hyperlink"/>
@@ -26875,7 +26875,7 @@
         </w:rPr>
         <w:t xml:space="preserve">出處：</w:t>
       </w:r>
-      <w:hyperlink w:history="1" r:id="rIdxoj9ektijoo5keoxjgdjh">
+      <w:hyperlink w:history="1" r:id="rIdhxp2gof3jdlkzdp05yb7n">
         <w:r>
           <w:rPr>
             <w:rStyle w:val="Hyperlink"/>
@@ -26951,7 +26951,7 @@
         </w:rPr>
         <w:t xml:space="preserve">出處：</w:t>
       </w:r>
-      <w:hyperlink w:history="1" r:id="rId_yntapzoa_pqsrk1janir">
+      <w:hyperlink w:history="1" r:id="rIduf-jfmjqsuoeljb-lbny-">
         <w:r>
           <w:rPr>
             <w:rStyle w:val="Hyperlink"/>
@@ -27027,7 +27027,7 @@
         </w:rPr>
         <w:t xml:space="preserve">出處：</w:t>
       </w:r>
-      <w:hyperlink w:history="1" r:id="rIduz2t9hwbtmqfhnpfu4nwn">
+      <w:hyperlink w:history="1" r:id="rIdla-qfs9hvgetnh0nthnay">
         <w:r>
           <w:rPr>
             <w:rStyle w:val="Hyperlink"/>
@@ -27103,7 +27103,7 @@
         </w:rPr>
         <w:t xml:space="preserve">出處：</w:t>
       </w:r>
-      <w:hyperlink w:history="1" r:id="rIdzd9vqoznzicaxjmka9b1r">
+      <w:hyperlink w:history="1" r:id="rId6ggooy6ifhtnuzye03vpj">
         <w:r>
           <w:rPr>
             <w:rStyle w:val="Hyperlink"/>
@@ -27179,7 +27179,7 @@
         </w:rPr>
         <w:t xml:space="preserve">出處：</w:t>
       </w:r>
-      <w:hyperlink w:history="1" r:id="rIdnhro0zz2hevw5c9sgtfax">
+      <w:hyperlink w:history="1" r:id="rIdxo8m8nraembynpu4e9ilr">
         <w:r>
           <w:rPr>
             <w:rStyle w:val="Hyperlink"/>
@@ -27255,7 +27255,7 @@
         </w:rPr>
         <w:t xml:space="preserve">出處：</w:t>
       </w:r>
-      <w:hyperlink w:history="1" r:id="rIdwd6up0jib7i7wabqyis6f">
+      <w:hyperlink w:history="1" r:id="rIdlvykvmo2sf4j-np5odbq6">
         <w:r>
           <w:rPr>
             <w:rStyle w:val="Hyperlink"/>
@@ -27331,7 +27331,7 @@
         </w:rPr>
         <w:t xml:space="preserve">出處：</w:t>
       </w:r>
-      <w:hyperlink w:history="1" r:id="rIdz2dfutnzqvn2b1iht2ubg">
+      <w:hyperlink w:history="1" r:id="rIdi8kdohecltazyntthhsba">
         <w:r>
           <w:rPr>
             <w:rStyle w:val="Hyperlink"/>
@@ -27407,7 +27407,7 @@
         </w:rPr>
         <w:t xml:space="preserve">出處：</w:t>
       </w:r>
-      <w:hyperlink w:history="1" r:id="rId2hshyghao64ihoj7gdbr-">
+      <w:hyperlink w:history="1" r:id="rIdgm3iyq1tqg1pfszcz32zk">
         <w:r>
           <w:rPr>
             <w:rStyle w:val="Hyperlink"/>
@@ -27483,7 +27483,7 @@
         </w:rPr>
         <w:t xml:space="preserve">出處：</w:t>
       </w:r>
-      <w:hyperlink w:history="1" r:id="rIdh9gsbah3vtnvi29ipwzfe">
+      <w:hyperlink w:history="1" r:id="rId97dz6bp8f1lc2x8g9ohu_">
         <w:r>
           <w:rPr>
             <w:rStyle w:val="Hyperlink"/>
@@ -27559,7 +27559,7 @@
         </w:rPr>
         <w:t xml:space="preserve">出處：</w:t>
       </w:r>
-      <w:hyperlink w:history="1" r:id="rIdpesdjzhyeaeevraoz3k8s">
+      <w:hyperlink w:history="1" r:id="rIdfnfcdpnwghb-gkscxqf0o">
         <w:r>
           <w:rPr>
             <w:rStyle w:val="Hyperlink"/>
@@ -27635,7 +27635,7 @@
         </w:rPr>
         <w:t xml:space="preserve">出處：</w:t>
       </w:r>
-      <w:hyperlink w:history="1" r:id="rIdegs5ktc5vvrzovczwfjok">
+      <w:hyperlink w:history="1" r:id="rIdlndu4posbohtjwoeuknrf">
         <w:r>
           <w:rPr>
             <w:rStyle w:val="Hyperlink"/>
@@ -27711,7 +27711,7 @@
         </w:rPr>
         <w:t xml:space="preserve">出處：</w:t>
       </w:r>
-      <w:hyperlink w:history="1" r:id="rIdgwxhea3o3qi3qybrbxhhd">
+      <w:hyperlink w:history="1" r:id="rIdjdvmxhsduturlb_5x1m6b">
         <w:r>
           <w:rPr>
             <w:rStyle w:val="Hyperlink"/>
@@ -27787,7 +27787,7 @@
         </w:rPr>
         <w:t xml:space="preserve">出處：</w:t>
       </w:r>
-      <w:hyperlink w:history="1" r:id="rIdxhu2s7xxktfxghejhwj6p">
+      <w:hyperlink w:history="1" r:id="rIdgezboaqdcydvrnth2sutr">
         <w:r>
           <w:rPr>
             <w:rStyle w:val="Hyperlink"/>
@@ -27863,7 +27863,7 @@
         </w:rPr>
         <w:t xml:space="preserve">出處：</w:t>
       </w:r>
-      <w:hyperlink w:history="1" r:id="rId3j2gbep44xdyodbgj5x0w">
+      <w:hyperlink w:history="1" r:id="rIdg9o4tyaif_2d-5eh2vctq">
         <w:r>
           <w:rPr>
             <w:rStyle w:val="Hyperlink"/>
@@ -27939,7 +27939,7 @@
         </w:rPr>
         <w:t xml:space="preserve">出處：</w:t>
       </w:r>
-      <w:hyperlink w:history="1" r:id="rId-e98hlvezhkxcs27etil7">
+      <w:hyperlink w:history="1" r:id="rIdj8fg9mfjvqvzzwrxw-fyc">
         <w:r>
           <w:rPr>
             <w:rStyle w:val="Hyperlink"/>
@@ -28015,7 +28015,7 @@
         </w:rPr>
         <w:t xml:space="preserve">出處：</w:t>
       </w:r>
-      <w:hyperlink w:history="1" r:id="rIdgrcgqoazi6yuwt_nh-nrm">
+      <w:hyperlink w:history="1" r:id="rId19dsh3lfmtdiuur-l4kwd">
         <w:r>
           <w:rPr>
             <w:rStyle w:val="Hyperlink"/>
@@ -28091,7 +28091,7 @@
         </w:rPr>
         <w:t xml:space="preserve">出處：</w:t>
       </w:r>
-      <w:hyperlink w:history="1" r:id="rId7_ajtslgkver-pptl7vvm">
+      <w:hyperlink w:history="1" r:id="rIdpipf-mgscec_koa7oy4lv">
         <w:r>
           <w:rPr>
             <w:rStyle w:val="Hyperlink"/>
@@ -28167,7 +28167,7 @@
         </w:rPr>
         <w:t xml:space="preserve">出處：</w:t>
       </w:r>
-      <w:hyperlink w:history="1" r:id="rIdj5unmtvcagrof6sbjnie-">
+      <w:hyperlink w:history="1" r:id="rIddigl1cuhjmrtb9y4jtwf1">
         <w:r>
           <w:rPr>
             <w:rStyle w:val="Hyperlink"/>
@@ -28243,7 +28243,7 @@
         </w:rPr>
         <w:t xml:space="preserve">出處：</w:t>
       </w:r>
-      <w:hyperlink w:history="1" r:id="rIdcxuje5bt0v4ehtkbqeoyn">
+      <w:hyperlink w:history="1" r:id="rIdebnld9rwxy9rqctghlj9v">
         <w:r>
           <w:rPr>
             <w:rStyle w:val="Hyperlink"/>
@@ -28319,7 +28319,7 @@
         </w:rPr>
         <w:t xml:space="preserve">出處：</w:t>
       </w:r>
-      <w:hyperlink w:history="1" r:id="rIdw0ywzwqzb0bo0oorjttu_">
+      <w:hyperlink w:history="1" r:id="rIdngli4m-uh-miezjg4blmd">
         <w:r>
           <w:rPr>
             <w:rStyle w:val="Hyperlink"/>
@@ -28395,7 +28395,7 @@
         </w:rPr>
         <w:t xml:space="preserve">出處：</w:t>
       </w:r>
-      <w:hyperlink w:history="1" r:id="rIdhcf8gsvfigyx-sxfpuvyj">
+      <w:hyperlink w:history="1" r:id="rIdrdklb9okhw0_10vbxz1bm">
         <w:r>
           <w:rPr>
             <w:rStyle w:val="Hyperlink"/>
@@ -28471,7 +28471,7 @@
         </w:rPr>
         <w:t xml:space="preserve">出處：</w:t>
       </w:r>
-      <w:hyperlink w:history="1" r:id="rIdvdkgkib-kmiorln-ggbar">
+      <w:hyperlink w:history="1" r:id="rIdxbfj8nlg5raopjrrimlwz">
         <w:r>
           <w:rPr>
             <w:rStyle w:val="Hyperlink"/>
@@ -28547,7 +28547,7 @@
         </w:rPr>
         <w:t xml:space="preserve">出處：</w:t>
       </w:r>
-      <w:hyperlink w:history="1" r:id="rIdrnyus2cs2vztl9jjrd2m8">
+      <w:hyperlink w:history="1" r:id="rIdrtj1v4kda18vndsi-29hs">
         <w:r>
           <w:rPr>
             <w:rStyle w:val="Hyperlink"/>
@@ -28623,7 +28623,7 @@
         </w:rPr>
         <w:t xml:space="preserve">出處：</w:t>
       </w:r>
-      <w:hyperlink w:history="1" r:id="rIdl3lza4vapw2orbtwcifjn">
+      <w:hyperlink w:history="1" r:id="rIdhiq6gimnpym3uvte5bkvo">
         <w:r>
           <w:rPr>
             <w:rStyle w:val="Hyperlink"/>
@@ -28699,7 +28699,7 @@
         </w:rPr>
         <w:t xml:space="preserve">出處：</w:t>
       </w:r>
-      <w:hyperlink w:history="1" r:id="rIdlstnntxtwjdkvgjv_wncj">
+      <w:hyperlink w:history="1" r:id="rIds3tojnysfxgjtxtgaqhw7">
         <w:r>
           <w:rPr>
             <w:rStyle w:val="Hyperlink"/>
@@ -28775,7 +28775,7 @@
         </w:rPr>
         <w:t xml:space="preserve">出處：</w:t>
       </w:r>
-      <w:hyperlink w:history="1" r:id="rIdmx-k4acibyocaen0e2mnq">
+      <w:hyperlink w:history="1" r:id="rIdlp7hdoxkn-osuuafrsl58">
         <w:r>
           <w:rPr>
             <w:rStyle w:val="Hyperlink"/>
@@ -28851,7 +28851,7 @@
         </w:rPr>
         <w:t xml:space="preserve">出處：</w:t>
       </w:r>
-      <w:hyperlink w:history="1" r:id="rIdgnnzjginqv5lltmlxnxlq">
+      <w:hyperlink w:history="1" r:id="rIdctl7wb73cwrcwdfk4t1n_">
         <w:r>
           <w:rPr>
             <w:rStyle w:val="Hyperlink"/>
@@ -28927,7 +28927,7 @@
         </w:rPr>
         <w:t xml:space="preserve">出處：</w:t>
       </w:r>
-      <w:hyperlink w:history="1" r:id="rIdfu9qhy6vu557_sktjybos">
+      <w:hyperlink w:history="1" r:id="rId2vunf90h9aijjeuo8ip2s">
         <w:r>
           <w:rPr>
             <w:rStyle w:val="Hyperlink"/>
@@ -29003,7 +29003,7 @@
         </w:rPr>
         <w:t xml:space="preserve">出處：</w:t>
       </w:r>
-      <w:hyperlink w:history="1" r:id="rIdw6ui29lkeoijnecpqcmmv">
+      <w:hyperlink w:history="1" r:id="rIdbotb7cz0divggxcaifg65">
         <w:r>
           <w:rPr>
             <w:rStyle w:val="Hyperlink"/>
@@ -29079,7 +29079,7 @@
         </w:rPr>
         <w:t xml:space="preserve">出處：</w:t>
       </w:r>
-      <w:hyperlink w:history="1" r:id="rIduoi60j_vwh11-ncskd659">
+      <w:hyperlink w:history="1" r:id="rId2crlo2v20yh2up0plioip">
         <w:r>
           <w:rPr>
             <w:rStyle w:val="Hyperlink"/>
@@ -29155,7 +29155,7 @@
         </w:rPr>
         <w:t xml:space="preserve">出處：</w:t>
       </w:r>
-      <w:hyperlink w:history="1" r:id="rIduwf13vwaxmoolccee9no2">
+      <w:hyperlink w:history="1" r:id="rIddxnkblwuo8xr8e9q2kceb">
         <w:r>
           <w:rPr>
             <w:rStyle w:val="Hyperlink"/>
@@ -29247,7 +29247,7 @@
         </w:rPr>
         <w:t xml:space="preserve">出處：</w:t>
       </w:r>
-      <w:hyperlink w:history="1" r:id="rId1gnzrdfmfum11cqksiknq">
+      <w:hyperlink w:history="1" r:id="rId1fmrj7msrzl5y11kojpjv">
         <w:r>
           <w:rPr>
             <w:rStyle w:val="Hyperlink"/>
@@ -29323,7 +29323,7 @@
         </w:rPr>
         <w:t xml:space="preserve">出處：</w:t>
       </w:r>
-      <w:hyperlink w:history="1" r:id="rIdnfl7ubvfypllsmb7zfbuc">
+      <w:hyperlink w:history="1" r:id="rIdquwk4dmr0ix0htmpqqjak">
         <w:r>
           <w:rPr>
             <w:rStyle w:val="Hyperlink"/>
@@ -29399,7 +29399,7 @@
         </w:rPr>
         <w:t xml:space="preserve">出處：</w:t>
       </w:r>
-      <w:hyperlink w:history="1" r:id="rIdbc3doermpxxkj84ksd4s6">
+      <w:hyperlink w:history="1" r:id="rIdsgrr2psuudhf1yzp3xwfp">
         <w:r>
           <w:rPr>
             <w:rStyle w:val="Hyperlink"/>
@@ -29475,7 +29475,7 @@
         </w:rPr>
         <w:t xml:space="preserve">出處：</w:t>
       </w:r>
-      <w:hyperlink w:history="1" r:id="rIdr2ci1virjzqncbabjdrpi">
+      <w:hyperlink w:history="1" r:id="rIdivt-k-9jiat58fw54zitq">
         <w:r>
           <w:rPr>
             <w:rStyle w:val="Hyperlink"/>
@@ -29551,7 +29551,7 @@
         </w:rPr>
         <w:t xml:space="preserve">出處：</w:t>
       </w:r>
-      <w:hyperlink w:history="1" r:id="rIdwqy9zbxorol_2hf1dqydg">
+      <w:hyperlink w:history="1" r:id="rIdc9rznoguv2e5xlq9amsq8">
         <w:r>
           <w:rPr>
             <w:rStyle w:val="Hyperlink"/>
@@ -29627,7 +29627,7 @@
         </w:rPr>
         <w:t xml:space="preserve">出處：</w:t>
       </w:r>
-      <w:hyperlink w:history="1" r:id="rIdv8ve5g6csr-9x4-jwdd-s">
+      <w:hyperlink w:history="1" r:id="rIdjozgphutgsypjm9vuor6f">
         <w:r>
           <w:rPr>
             <w:rStyle w:val="Hyperlink"/>
@@ -29703,7 +29703,7 @@
         </w:rPr>
         <w:t xml:space="preserve">出處：</w:t>
       </w:r>
-      <w:hyperlink w:history="1" r:id="rIdizuu72xrm18uv7crxlgfu">
+      <w:hyperlink w:history="1" r:id="rIdldzsyapyurkpxy6rlysuj">
         <w:r>
           <w:rPr>
             <w:rStyle w:val="Hyperlink"/>
@@ -29779,7 +29779,7 @@
         </w:rPr>
         <w:t xml:space="preserve">出處：</w:t>
       </w:r>
-      <w:hyperlink w:history="1" r:id="rIdqdlrermaky4ycc7kjtor4">
+      <w:hyperlink w:history="1" r:id="rIdmkqcyoazxxuttiendds0e">
         <w:r>
           <w:rPr>
             <w:rStyle w:val="Hyperlink"/>
@@ -29855,7 +29855,7 @@
         </w:rPr>
         <w:t xml:space="preserve">出處：</w:t>
       </w:r>
-      <w:hyperlink w:history="1" r:id="rIdj_r9wfcb-sldcdewnipmu">
+      <w:hyperlink w:history="1" r:id="rIdbkorfk-sniv-ybvg7rmud">
         <w:r>
           <w:rPr>
             <w:rStyle w:val="Hyperlink"/>
@@ -29931,7 +29931,7 @@
         </w:rPr>
         <w:t xml:space="preserve">出處：</w:t>
       </w:r>
-      <w:hyperlink w:history="1" r:id="rIdorqccktibsmdtbcum1xnb">
+      <w:hyperlink w:history="1" r:id="rId_p-8rmyye16qfasfltdnm">
         <w:r>
           <w:rPr>
             <w:rStyle w:val="Hyperlink"/>
@@ -30007,7 +30007,7 @@
         </w:rPr>
         <w:t xml:space="preserve">出處：</w:t>
       </w:r>
-      <w:hyperlink w:history="1" r:id="rId_h_0inskcndr4pkecovym">
+      <w:hyperlink w:history="1" r:id="rIduffsv6zsvownvichar-48">
         <w:r>
           <w:rPr>
             <w:rStyle w:val="Hyperlink"/>
@@ -30083,7 +30083,7 @@
         </w:rPr>
         <w:t xml:space="preserve">出處：</w:t>
       </w:r>
-      <w:hyperlink w:history="1" r:id="rIdojtbptbosq2thgt7p9-ve">
+      <w:hyperlink w:history="1" r:id="rIdoxery72onmf868iyvy4hn">
         <w:r>
           <w:rPr>
             <w:rStyle w:val="Hyperlink"/>
@@ -30159,7 +30159,7 @@
         </w:rPr>
         <w:t xml:space="preserve">出處：</w:t>
       </w:r>
-      <w:hyperlink w:history="1" r:id="rIdqe-hlokb9cmmkkn1-yg-p">
+      <w:hyperlink w:history="1" r:id="rId4prx3pcumhdgwhrd9swvh">
         <w:r>
           <w:rPr>
             <w:rStyle w:val="Hyperlink"/>
@@ -30235,7 +30235,7 @@
         </w:rPr>
         <w:t xml:space="preserve">出處：</w:t>
       </w:r>
-      <w:hyperlink w:history="1" r:id="rIdtuanpsn3v7h5ijlnpsz8z">
+      <w:hyperlink w:history="1" r:id="rIdyc0kua6dufqouvl42yavf">
         <w:r>
           <w:rPr>
             <w:rStyle w:val="Hyperlink"/>
@@ -30311,7 +30311,7 @@
         </w:rPr>
         <w:t xml:space="preserve">出處：</w:t>
       </w:r>
-      <w:hyperlink w:history="1" r:id="rIdqi6ntpijk-uzcxhjgxiq9">
+      <w:hyperlink w:history="1" r:id="rId5jy6seuykh7-m8ji8dx5g">
         <w:r>
           <w:rPr>
             <w:rStyle w:val="Hyperlink"/>
@@ -30387,7 +30387,7 @@
         </w:rPr>
         <w:t xml:space="preserve">出處：</w:t>
       </w:r>
-      <w:hyperlink w:history="1" r:id="rIdxgamvaxlknrosyc396px_">
+      <w:hyperlink w:history="1" r:id="rIdebi5ko5tqybaoevxirqti">
         <w:r>
           <w:rPr>
             <w:rStyle w:val="Hyperlink"/>
@@ -30463,7 +30463,7 @@
         </w:rPr>
         <w:t xml:space="preserve">出處：</w:t>
       </w:r>
-      <w:hyperlink w:history="1" r:id="rIdif4udx7tvg1kn50bss33y">
+      <w:hyperlink w:history="1" r:id="rId9bqjgnx1cxsesstj6lw0x">
         <w:r>
           <w:rPr>
             <w:rStyle w:val="Hyperlink"/>
@@ -30539,7 +30539,7 @@
         </w:rPr>
         <w:t xml:space="preserve">出處：</w:t>
       </w:r>
-      <w:hyperlink w:history="1" r:id="rIdcyrihjjepobqyqrbnrwxk">
+      <w:hyperlink w:history="1" r:id="rIdj2zmz6n-qei_cz_7nsfzc">
         <w:r>
           <w:rPr>
             <w:rStyle w:val="Hyperlink"/>
@@ -30615,7 +30615,7 @@
         </w:rPr>
         <w:t xml:space="preserve">出處：</w:t>
       </w:r>
-      <w:hyperlink w:history="1" r:id="rId0i1npibsyk_j5vpeenvky">
+      <w:hyperlink w:history="1" r:id="rIdhk9b7rhsv6llopvan5mhv">
         <w:r>
           <w:rPr>
             <w:rStyle w:val="Hyperlink"/>
@@ -30707,7 +30707,7 @@
         </w:rPr>
         <w:t xml:space="preserve">出處：</w:t>
       </w:r>
-      <w:hyperlink w:history="1" r:id="rIdl19juziriscrysyz5h6k4">
+      <w:hyperlink w:history="1" r:id="rIdt9lzr7l_deup5overgn0n">
         <w:r>
           <w:rPr>
             <w:rStyle w:val="Hyperlink"/>
@@ -30783,7 +30783,7 @@
         </w:rPr>
         <w:t xml:space="preserve">出處：</w:t>
       </w:r>
-      <w:hyperlink w:history="1" r:id="rIduv3arccwkpmuo_upq02en">
+      <w:hyperlink w:history="1" r:id="rIdvfsgzrm11vadbxt7enejt">
         <w:r>
           <w:rPr>
             <w:rStyle w:val="Hyperlink"/>
@@ -30859,7 +30859,7 @@
         </w:rPr>
         <w:t xml:space="preserve">出處：</w:t>
       </w:r>
-      <w:hyperlink w:history="1" r:id="rIdzndx5ip1edzmw4gauliv4">
+      <w:hyperlink w:history="1" r:id="rIdvnbmiqotwa7zzpfv9hfmg">
         <w:r>
           <w:rPr>
             <w:rStyle w:val="Hyperlink"/>
@@ -30935,7 +30935,7 @@
         </w:rPr>
         <w:t xml:space="preserve">出處：</w:t>
       </w:r>
-      <w:hyperlink w:history="1" r:id="rIdujzcq4g6-wulqkvk5k1t0">
+      <w:hyperlink w:history="1" r:id="rIdqcnuosepnne6_o68xfes6">
         <w:r>
           <w:rPr>
             <w:rStyle w:val="Hyperlink"/>
@@ -31011,7 +31011,7 @@
         </w:rPr>
         <w:t xml:space="preserve">出處：</w:t>
       </w:r>
-      <w:hyperlink w:history="1" r:id="rIdplwlmc99yq-uirz4yzykp">
+      <w:hyperlink w:history="1" r:id="rId0sseth920_7vh8qh9qpoa">
         <w:r>
           <w:rPr>
             <w:rStyle w:val="Hyperlink"/>
@@ -31087,7 +31087,7 @@
         </w:rPr>
         <w:t xml:space="preserve">出處：</w:t>
       </w:r>
-      <w:hyperlink w:history="1" r:id="rIdnm3zi_ipty7zfpjmliadu">
+      <w:hyperlink w:history="1" r:id="rId_ybah_xexo2kzjdiufiwa">
         <w:r>
           <w:rPr>
             <w:rStyle w:val="Hyperlink"/>
@@ -31163,7 +31163,7 @@
         </w:rPr>
         <w:t xml:space="preserve">出處：</w:t>
       </w:r>
-      <w:hyperlink w:history="1" r:id="rIdptx1wkzvpuct5ba_yicqm">
+      <w:hyperlink w:history="1" r:id="rIdwgcfchqugyija0kxvl_km">
         <w:r>
           <w:rPr>
             <w:rStyle w:val="Hyperlink"/>
@@ -31239,7 +31239,7 @@
         </w:rPr>
         <w:t xml:space="preserve">出處：</w:t>
       </w:r>
-      <w:hyperlink w:history="1" r:id="rId1_xb2nde-5lsjrxewbcu3">
+      <w:hyperlink w:history="1" r:id="rIdftb7klqtdvdp4s9kjn8uv">
         <w:r>
           <w:rPr>
             <w:rStyle w:val="Hyperlink"/>
@@ -31315,7 +31315,7 @@
         </w:rPr>
         <w:t xml:space="preserve">出處：</w:t>
       </w:r>
-      <w:hyperlink w:history="1" r:id="rIdpo64r4h5eoeldydyas4ne">
+      <w:hyperlink w:history="1" r:id="rIdcpf3bnht8t5amnacdzhof">
         <w:r>
           <w:rPr>
             <w:rStyle w:val="Hyperlink"/>
@@ -31391,7 +31391,7 @@
         </w:rPr>
         <w:t xml:space="preserve">出處：</w:t>
       </w:r>
-      <w:hyperlink w:history="1" r:id="rId-c6-goal57niclxzdukoq">
+      <w:hyperlink w:history="1" r:id="rIdlek6jqx_dlnw3-wck-9fy">
         <w:r>
           <w:rPr>
             <w:rStyle w:val="Hyperlink"/>
@@ -31467,7 +31467,7 @@
         </w:rPr>
         <w:t xml:space="preserve">出處：</w:t>
       </w:r>
-      <w:hyperlink w:history="1" r:id="rIdwpyco6kutgtd-eryft7_e">
+      <w:hyperlink w:history="1" r:id="rIdzetnbgzwf66n4wuyp-n8v">
         <w:r>
           <w:rPr>
             <w:rStyle w:val="Hyperlink"/>
@@ -31543,7 +31543,7 @@
         </w:rPr>
         <w:t xml:space="preserve">出處：</w:t>
       </w:r>
-      <w:hyperlink w:history="1" r:id="rIdiib58py1qimchwmbi8tqr">
+      <w:hyperlink w:history="1" r:id="rIdzkgdfvmclg5m0bnvlgwqk">
         <w:r>
           <w:rPr>
             <w:rStyle w:val="Hyperlink"/>
@@ -31619,7 +31619,7 @@
         </w:rPr>
         <w:t xml:space="preserve">出處：</w:t>
       </w:r>
-      <w:hyperlink w:history="1" r:id="rIdsdydet6vhrmxz45qepkhk">
+      <w:hyperlink w:history="1" r:id="rIdtcgcq0xl7jgus0ehtejpk">
         <w:r>
           <w:rPr>
             <w:rStyle w:val="Hyperlink"/>
@@ -31695,7 +31695,7 @@
         </w:rPr>
         <w:t xml:space="preserve">出處：</w:t>
       </w:r>
-      <w:hyperlink w:history="1" r:id="rIduv4wqhn3rmdfwy3rjvwgc">
+      <w:hyperlink w:history="1" r:id="rIdkssgayhbdlwhgvqpkklum">
         <w:r>
           <w:rPr>
             <w:rStyle w:val="Hyperlink"/>
@@ -31771,7 +31771,7 @@
         </w:rPr>
         <w:t xml:space="preserve">出處：</w:t>
       </w:r>
-      <w:hyperlink w:history="1" r:id="rIdmuod-sogucw-cv0x4bp3a">
+      <w:hyperlink w:history="1" r:id="rIdyo4pml2exklatxq8vsjjy">
         <w:r>
           <w:rPr>
             <w:rStyle w:val="Hyperlink"/>
@@ -31847,7 +31847,7 @@
         </w:rPr>
         <w:t xml:space="preserve">出處：</w:t>
       </w:r>
-      <w:hyperlink w:history="1" r:id="rIdjxr37vfrpwg3vqcjxpxl2">
+      <w:hyperlink w:history="1" r:id="rIdtmsrdr0ma7vyvkk4pjtpe">
         <w:r>
           <w:rPr>
             <w:rStyle w:val="Hyperlink"/>
@@ -31923,7 +31923,7 @@
         </w:rPr>
         <w:t xml:space="preserve">出處：</w:t>
       </w:r>
-      <w:hyperlink w:history="1" r:id="rId487vaqhew4d0nklqzehdg">
+      <w:hyperlink w:history="1" r:id="rIdnk5sjsjot9dxiqhclvgxv">
         <w:r>
           <w:rPr>
             <w:rStyle w:val="Hyperlink"/>
